--- a/docs/assignments/lab-07/lab07-report-template.docx
+++ b/docs/assignments/lab-07/lab07-report-template.docx
@@ -2,9 +2,159 @@
 <file path=word/document.xml><?xml version="1.0" encoding="utf-8"?>
 <w:document xmlns:wpc="http://schemas.microsoft.com/office/word/2010/wordprocessingCanvas" xmlns:mc="http://schemas.openxmlformats.org/markup-compatibility/2006" xmlns:o="urn:schemas-microsoft-com:office:office" xmlns:r="http://schemas.openxmlformats.org/officeDocument/2006/relationships" xmlns:m="http://schemas.openxmlformats.org/officeDocument/2006/math" xmlns:v="urn:schemas-microsoft-com:vml" xmlns:wp14="http://schemas.microsoft.com/office/word/2010/wordprocessingDrawing" xmlns:wp="http://schemas.openxmlformats.org/drawingml/2006/wordprocessingDrawing" xmlns:w10="urn:schemas-microsoft-com:office:word" xmlns:w="http://schemas.openxmlformats.org/wordprocessingml/2006/main" xmlns:w14="http://schemas.microsoft.com/office/word/2010/wordml" xmlns:w15="http://schemas.microsoft.com/office/word/2012/wordml" xmlns:wpg="http://schemas.microsoft.com/office/word/2010/wordprocessingGroup" xmlns:wpi="http://schemas.microsoft.com/office/word/2010/wordprocessingInk" xmlns:wne="http://schemas.microsoft.com/office/word/2006/wordml" xmlns:wps="http://schemas.microsoft.com/office/word/2010/wordprocessingShape" xmlns:cx="http://schemas.microsoft.com/office/drawing/2014/chartex" xmlns:cx1="http://schemas.microsoft.com/office/drawing/2015/9/8/chartex" xmlns:cx2="http://schemas.microsoft.com/office/drawing/2015/10/21/chartex" xmlns:cx3="http://schemas.microsoft.com/office/drawing/2016/5/9/chartex" xmlns:cx4="http://schemas.microsoft.com/office/drawing/2016/5/10/chartex" xmlns:cx5="http://schemas.microsoft.com/office/drawing/2016/5/11/chartex" xmlns:cx6="http://schemas.microsoft.com/office/drawing/2016/5/12/chartex" xmlns:cx7="http://schemas.microsoft.com/office/drawing/2016/5/13/chartex" xmlns:cx8="http://schemas.microsoft.com/office/drawing/2016/5/14/chartex" xmlns:aink="http://schemas.microsoft.com/office/drawing/2016/ink" xmlns:am3d="http://schemas.microsoft.com/office/drawing/2017/model3d" xmlns:w16cex="http://schemas.microsoft.com/office/word/2018/wordml/cex" xmlns:w16cid="http://schemas.microsoft.com/office/word/2016/wordml/cid" xmlns:w16="http://schemas.microsoft.com/office/word/2018/wordml" xmlns:w16sdtdh="http://schemas.microsoft.com/office/word/2020/wordml/sdtdatahash" xmlns:w16se="http://schemas.microsoft.com/office/word/2015/wordml/symex" mc:Ignorable="w14 w15 wp14">
   <w:body>
-    <w:p>
-      <w:pPr>
-        <w:spacing w:before="2200"/>
+    <w:tbl>
+      <w:tblPr>
+        <w:tblW w:type="dxa" w:w="9360"/>
+        <w:tblBorders>
+          <w:top w:val="single" w:color="BF9000" w:sz="8"/>
+          <w:left w:val="single" w:color="BF9000" w:sz="8"/>
+          <w:bottom w:val="single" w:color="BF9000" w:sz="8"/>
+          <w:right w:val="single" w:color="BF9000" w:sz="8"/>
+          <w:insideH w:val="single" w:color="BF9000" w:sz="8"/>
+          <w:insideV w:val="single" w:color="BF9000" w:sz="8"/>
+        </w:tblBorders>
+      </w:tblPr>
+      <w:tblGrid>
+        <w:gridCol w:w="9360"/>
+      </w:tblGrid>
+      <w:tr>
+        <w:trPr>
+          <w:cantSplit/>
+        </w:trPr>
+        <w:tc>
+          <w:tcPr>
+            <w:tcW w:type="dxa" w:w="9360"/>
+            <w:shd w:fill="FFF2CC" w:color="auto" w:val="clear"/>
+            <w:tcMar>
+              <w:top w:type="dxa" w:w="120"/>
+              <w:left w:type="dxa" w:w="160"/>
+              <w:bottom w:type="dxa" w:w="120"/>
+              <w:right w:type="dxa" w:w="160"/>
+            </w:tcMar>
+          </w:tcPr>
+          <w:p>
+            <w:pPr>
+              <w:spacing w:after="80"/>
+            </w:pPr>
+            <w:r>
+              <w:rPr>
+                <w:b/>
+                <w:bCs/>
+                <w:color w:val="1F3864"/>
+                <w:sz w:val="20"/>
+                <w:szCs w:val="20"/>
+              </w:rPr>
+              <w:t xml:space="preserve">Before you submit — then delete this box</w:t>
+            </w:r>
+          </w:p>
+          <w:p>
+            <w:pPr>
+              <w:pStyle w:val="ListParagraph"/>
+              <w:numPr>
+                <w:ilvl w:val="0"/>
+                <w:numId w:val="2"/>
+              </w:numPr>
+              <w:spacing w:after="40"/>
+            </w:pPr>
+            <w:r>
+              <w:rPr>
+                <w:sz w:val="19"/>
+                <w:szCs w:val="19"/>
+              </w:rPr>
+              <w:t xml:space="preserve">Delete every yellow placeholder and every gray instruction line, and this box.</w:t>
+            </w:r>
+          </w:p>
+          <w:p>
+            <w:pPr>
+              <w:pStyle w:val="ListParagraph"/>
+              <w:numPr>
+                <w:ilvl w:val="0"/>
+                <w:numId w:val="2"/>
+              </w:numPr>
+              <w:spacing w:after="40"/>
+            </w:pPr>
+            <w:r>
+              <w:rPr>
+                <w:sz w:val="19"/>
+                <w:szCs w:val="19"/>
+              </w:rPr>
+              <w:t xml:space="preserve">Name your reviewer, add the sentence on what you changed, and paste their stamp image below.</w:t>
+            </w:r>
+          </w:p>
+          <w:p>
+            <w:pPr>
+              <w:pStyle w:val="ListParagraph"/>
+              <w:numPr>
+                <w:ilvl w:val="0"/>
+                <w:numId w:val="2"/>
+              </w:numPr>
+              <w:spacing w:after="40"/>
+            </w:pPr>
+            <w:r>
+              <w:rPr>
+                <w:sz w:val="19"/>
+                <w:szCs w:val="19"/>
+              </w:rPr>
+              <w:t xml:space="preserve">Figure 1 is the model exported from ModelBuilder (Export ▸ Export To Graphic, as PNG) — not a screen capture, and not redrawn or “enhanced” by AI.</w:t>
+            </w:r>
+          </w:p>
+          <w:p>
+            <w:pPr>
+              <w:pStyle w:val="ListParagraph"/>
+              <w:numPr>
+                <w:ilvl w:val="0"/>
+                <w:numId w:val="2"/>
+              </w:numPr>
+              <w:spacing w:after="40"/>
+            </w:pPr>
+            <w:r>
+              <w:rPr>
+                <w:sz w:val="19"/>
+                <w:szCs w:val="19"/>
+              </w:rPr>
+              <w:t xml:space="preserve">Every number in your tables and text comes from your own work in ArcGIS Pro.</w:t>
+            </w:r>
+          </w:p>
+          <w:p>
+            <w:pPr>
+              <w:pStyle w:val="ListParagraph"/>
+              <w:numPr>
+                <w:ilvl w:val="0"/>
+                <w:numId w:val="2"/>
+              </w:numPr>
+              <w:spacing w:after="40"/>
+            </w:pPr>
+            <w:r>
+              <w:rPr>
+                <w:sz w:val="19"/>
+                <w:szCs w:val="19"/>
+              </w:rPr>
+              <w:t xml:space="preserve">Put a score in every row of the Self-Graded Rubric, and the total.</w:t>
+            </w:r>
+          </w:p>
+          <w:p>
+            <w:pPr>
+              <w:pStyle w:val="ListParagraph"/>
+              <w:numPr>
+                <w:ilvl w:val="0"/>
+                <w:numId w:val="2"/>
+              </w:numPr>
+              <w:spacing w:after="40"/>
+            </w:pPr>
+            <w:r>
+              <w:rPr>
+                <w:sz w:val="19"/>
+                <w:szCs w:val="19"/>
+              </w:rPr>
+              <w:t xml:space="preserve">Save as PDF, then open the PDF and check that every figure and map came through readable.</w:t>
+            </w:r>
+          </w:p>
+        </w:tc>
+      </w:tr>
+    </w:tbl>
+    <w:p>
+      <w:pPr>
+        <w:spacing w:before="900"/>
       </w:pPr>
     </w:p>
     <w:p>
@@ -52,7 +202,7 @@
     </w:p>
     <w:p>
       <w:pPr>
-        <w:spacing w:after="700"/>
+        <w:spacing w:after="600"/>
         <w:jc w:val="center"/>
       </w:pPr>
       <w:r>
@@ -86,6 +236,7 @@
           <w:color w:val="767171"/>
           <w:sz w:val="21"/>
           <w:szCs w:val="21"/>
+          <w:highlight w:val="yellow"/>
         </w:rPr>
         <w:t xml:space="preserve">[your name]</w:t>
       </w:r>
@@ -112,6 +263,7 @@
           <w:color w:val="767171"/>
           <w:sz w:val="21"/>
           <w:szCs w:val="21"/>
+          <w:highlight w:val="yellow"/>
         </w:rPr>
         <w:t xml:space="preserve">[date]</w:t>
       </w:r>
@@ -138,13 +290,14 @@
           <w:color w:val="767171"/>
           <w:sz w:val="21"/>
           <w:szCs w:val="21"/>
+          <w:highlight w:val="yellow"/>
         </w:rPr>
         <w:t xml:space="preserve">[reviewer’s name]</w:t>
       </w:r>
     </w:p>
     <w:p>
       <w:pPr>
-        <w:spacing w:after="500" w:before="60"/>
+        <w:spacing w:after="400" w:before="60"/>
         <w:jc w:val="center"/>
       </w:pPr>
       <w:r>
@@ -154,6 +307,7 @@
           <w:color w:val="767171"/>
           <w:sz w:val="21"/>
           <w:szCs w:val="21"/>
+          <w:highlight w:val="yellow"/>
         </w:rPr>
         <w:t xml:space="preserve">[One sentence on what you changed because of your reviewer’s feedback.]</w:t>
       </w:r>
@@ -169,8 +323,9 @@
           <w:color w:val="767171"/>
           <w:sz w:val="19"/>
           <w:szCs w:val="19"/>
-        </w:rPr>
-        <w:t xml:space="preserve">[ Peer-review stamp here ]</w:t>
+          <w:highlight w:val="yellow"/>
+        </w:rPr>
+        <w:t xml:space="preserve">[ Paste your reviewer’s stamp image here ]</w:t>
       </w:r>
     </w:p>
     <w:p>
@@ -218,6 +373,7 @@
           <w:i/>
           <w:iCs/>
           <w:color w:val="767171"/>
+          <w:highlight w:val="yellow"/>
         </w:rPr>
         <w:t xml:space="preserve">[Add your content here.]</w:t>
       </w:r>
@@ -262,6 +418,7 @@
           <w:i/>
           <w:iCs/>
           <w:color w:val="767171"/>
+          <w:highlight w:val="yellow"/>
         </w:rPr>
         <w:t xml:space="preserve">[Add your content here.]</w:t>
       </w:r>
@@ -625,6 +782,7 @@
           <w:i/>
           <w:iCs/>
           <w:color w:val="767171"/>
+          <w:highlight w:val="yellow"/>
         </w:rPr>
         <w:t xml:space="preserve">[Add your content here.]</w:t>
       </w:r>
@@ -2028,6 +2186,16 @@
     </w:p>
     <w:p>
       <w:pPr>
+        <w:sectPr>
+          <w:pgSz w:w="12240" w:h="15840" w:orient="portrait"/>
+          <w:pgMar w:top="1440" w:right="1440" w:bottom="1440" w:left="1440" w:header="708" w:footer="708" w:gutter="0"/>
+          <w:pgNumType/>
+          <w:docGrid w:linePitch="360"/>
+        </w:sectPr>
+      </w:pPr>
+    </w:p>
+    <w:p>
+      <w:pPr>
         <w:spacing w:after="160" w:before="60"/>
       </w:pPr>
       <w:r>
@@ -2038,12 +2206,12 @@
           <w:sz w:val="19"/>
           <w:szCs w:val="19"/>
         </w:rPr>
-        <w:t xml:space="preserve">Rubric: a full-page model figure exported from ModelBuilder, all tools and datasets readable (2 points). Export it; do not screen-capture it.</w:t>
+        <w:t xml:space="preserve">Rubric: a full-page model figure exported from ModelBuilder, all tools and datasets readable (2 points). Insert the exported PNG file itself. Do not screen-capture it, redraw it, or run it through an AI “enhancer” — that changes what the figure shows. This page is landscape so a wide model stays readable.</w:t>
       </w:r>
     </w:p>
     <w:tbl>
       <w:tblPr>
-        <w:tblW w:type="dxa" w:w="9360"/>
+        <w:tblW w:type="dxa" w:w="12960"/>
         <w:tblBorders>
           <w:top w:val="dashed" w:color="BFBFBF" w:sz="6"/>
           <w:left w:val="dashed" w:color="BFBFBF" w:sz="6"/>
@@ -2054,20 +2222,21 @@
         </w:tblBorders>
       </w:tblPr>
       <w:tblGrid>
-        <w:gridCol w:w="9360"/>
+        <w:gridCol w:w="12960"/>
       </w:tblGrid>
       <w:tr>
         <w:trPr>
           <w:cantSplit/>
-          <w:trHeight w:val="8640" w:hRule="atLeast"/>
+          <w:trHeight w:val="7500" w:hRule="atLeast"/>
         </w:trPr>
         <w:tc>
           <w:tcPr>
-            <w:tcW w:type="dxa" w:w="9360"/>
+            <w:tcW w:type="dxa" w:w="12960"/>
             <w:vAlign w:val="center"/>
           </w:tcPr>
           <w:p>
             <w:pPr>
+              <w:keepNext/>
               <w:jc w:val="center"/>
             </w:pPr>
             <w:r>
@@ -2077,6 +2246,7 @@
                 <w:color w:val="767171"/>
                 <w:sz w:val="19"/>
                 <w:szCs w:val="19"/>
+                <w:highlight w:val="yellow"/>
               </w:rPr>
               <w:t xml:space="preserve">[ Insert image here — delete this box ]</w:t>
             </w:r>
@@ -2099,6 +2269,16 @@
         </w:rPr>
         <w:t xml:space="preserve">Figure 1. The complete model, exported from ModelBuilder with Export ▸ Export To Graphic.</w:t>
       </w:r>
+    </w:p>
+    <w:p>
+      <w:pPr>
+        <w:sectPr>
+          <w:pgSz w:w="15840" w:h="12240" w:orient="landscape"/>
+          <w:pgMar w:top="1440" w:right="1440" w:bottom="1440" w:left="1440" w:header="708" w:footer="708" w:gutter="0"/>
+          <w:pgNumType/>
+          <w:docGrid w:linePitch="360"/>
+        </w:sectPr>
+      </w:pPr>
     </w:p>
     <w:p>
       <w:pPr>
@@ -2142,6 +2322,7 @@
           </w:tcPr>
           <w:p>
             <w:pPr>
+              <w:keepNext/>
               <w:jc w:val="center"/>
             </w:pPr>
             <w:r>
@@ -2151,6 +2332,7 @@
                 <w:color w:val="767171"/>
                 <w:sz w:val="19"/>
                 <w:szCs w:val="19"/>
+                <w:highlight w:val="yellow"/>
               </w:rPr>
               <w:t xml:space="preserve">[ Insert image here — delete this box ]</w:t>
             </w:r>
@@ -2214,6 +2396,7 @@
           <w:i/>
           <w:iCs/>
           <w:color w:val="767171"/>
+          <w:highlight w:val="yellow"/>
         </w:rPr>
         <w:t xml:space="preserve">[Add your content here.]</w:t>
       </w:r>
@@ -2576,6 +2759,7 @@
           <w:i/>
           <w:iCs/>
           <w:color w:val="767171"/>
+          <w:highlight w:val="yellow"/>
         </w:rPr>
         <w:t xml:space="preserve">[Add your content here.]</w:t>
       </w:r>
@@ -2625,6 +2809,7 @@
           <w:i/>
           <w:iCs/>
           <w:color w:val="767171"/>
+          <w:highlight w:val="yellow"/>
         </w:rPr>
         <w:t xml:space="preserve">[Add your content here.]</w:t>
       </w:r>
@@ -3377,6 +3562,7 @@
           <w:i/>
           <w:iCs/>
           <w:color w:val="767171"/>
+          <w:highlight w:val="yellow"/>
         </w:rPr>
         <w:t xml:space="preserve">[Your answer here.]</w:t>
       </w:r>
@@ -3406,6 +3592,7 @@
           <w:i/>
           <w:iCs/>
           <w:color w:val="767171"/>
+          <w:highlight w:val="yellow"/>
         </w:rPr>
         <w:t xml:space="preserve">[Your answer here.]</w:t>
       </w:r>
@@ -3435,6 +3622,7 @@
           <w:i/>
           <w:iCs/>
           <w:color w:val="767171"/>
+          <w:highlight w:val="yellow"/>
         </w:rPr>
         <w:t xml:space="preserve">[Your answer here.]</w:t>
       </w:r>
@@ -3479,6 +3667,7 @@
           <w:i/>
           <w:iCs/>
           <w:color w:val="767171"/>
+          <w:highlight w:val="yellow"/>
         </w:rPr>
         <w:t xml:space="preserve">[Add your content here.]</w:t>
       </w:r>
@@ -3561,6 +3750,7 @@
           </w:tcPr>
           <w:p>
             <w:pPr>
+              <w:keepNext/>
               <w:jc w:val="center"/>
             </w:pPr>
             <w:r>
@@ -3570,6 +3760,7 @@
                 <w:color w:val="767171"/>
                 <w:sz w:val="19"/>
                 <w:szCs w:val="19"/>
+                <w:highlight w:val="yellow"/>
               </w:rPr>
               <w:t xml:space="preserve">[ Insert image here — delete this box ]</w:t>
             </w:r>
@@ -3640,6 +3831,7 @@
           </w:tcPr>
           <w:p>
             <w:pPr>
+              <w:keepNext/>
               <w:jc w:val="center"/>
             </w:pPr>
             <w:r>
@@ -3649,6 +3841,7 @@
                 <w:color w:val="767171"/>
                 <w:sz w:val="19"/>
                 <w:szCs w:val="19"/>
+                <w:highlight w:val="yellow"/>
               </w:rPr>
               <w:t xml:space="preserve">[ Insert image here — delete this box ]</w:t>
             </w:r>
@@ -3717,6 +3910,7 @@
           <w:i/>
           <w:iCs/>
           <w:color w:val="767171"/>
+          <w:highlight w:val="yellow"/>
         </w:rPr>
         <w:t xml:space="preserve">[Add your content here.]</w:t>
       </w:r>
@@ -3749,7 +3943,7 @@
           <w:sz w:val="19"/>
           <w:szCs w:val="19"/>
         </w:rPr>
-        <w:t xml:space="preserve">Course policy: one line saying what you used AI for. If you used none, say that. Expressions, class breaks, coordinate systems and areas come from your own work, never from a model.</w:t>
+        <w:t xml:space="preserve">Course policy: one line saying what you used AI for. If you used none, say that. Expressions, class breaks, coordinate systems and areas come from your own work, never from a model. You do the work in ArcGIS Pro yourself: AI may not run it for you, put facts in your report you did not find, or redraw or “enhance” your figures (see the course AI policy).</w:t>
       </w:r>
     </w:p>
     <w:p>
@@ -3761,6 +3955,7 @@
           <w:i/>
           <w:iCs/>
           <w:color w:val="767171"/>
+          <w:highlight w:val="yellow"/>
         </w:rPr>
         <w:t xml:space="preserve">[Add your content here.]</w:t>
       </w:r>
@@ -3867,7 +4062,7 @@
                 <w:sz w:val="19"/>
                 <w:szCs w:val="19"/>
               </w:rPr>
-              <w:t xml:space="preserve">Points</w:t>
+              <w:t xml:space="preserve">Max</w:t>
             </w:r>
           </w:p>
         </w:tc>
@@ -3929,7 +4124,7 @@
               <w:pStyle w:val="ListParagraph"/>
               <w:numPr>
                 <w:ilvl w:val="0"/>
-                <w:numId w:val="2"/>
+                <w:numId w:val="3"/>
               </w:numPr>
               <w:spacing w:after="40"/>
             </w:pPr>
@@ -3946,7 +4141,7 @@
               <w:pStyle w:val="ListParagraph"/>
               <w:numPr>
                 <w:ilvl w:val="0"/>
-                <w:numId w:val="2"/>
+                <w:numId w:val="3"/>
               </w:numPr>
               <w:spacing w:after="40"/>
             </w:pPr>
@@ -3963,7 +4158,7 @@
               <w:pStyle w:val="ListParagraph"/>
               <w:numPr>
                 <w:ilvl w:val="0"/>
-                <w:numId w:val="2"/>
+                <w:numId w:val="3"/>
               </w:numPr>
               <w:spacing w:after="40"/>
             </w:pPr>
@@ -3980,7 +4175,7 @@
               <w:pStyle w:val="ListParagraph"/>
               <w:numPr>
                 <w:ilvl w:val="0"/>
-                <w:numId w:val="2"/>
+                <w:numId w:val="3"/>
               </w:numPr>
               <w:spacing w:after="40"/>
             </w:pPr>
@@ -3997,7 +4192,7 @@
               <w:pStyle w:val="ListParagraph"/>
               <w:numPr>
                 <w:ilvl w:val="0"/>
-                <w:numId w:val="2"/>
+                <w:numId w:val="3"/>
               </w:numPr>
               <w:spacing w:after="40"/>
             </w:pPr>
@@ -4014,7 +4209,7 @@
               <w:pStyle w:val="ListParagraph"/>
               <w:numPr>
                 <w:ilvl w:val="0"/>
-                <w:numId w:val="2"/>
+                <w:numId w:val="3"/>
               </w:numPr>
               <w:spacing w:after="40"/>
             </w:pPr>
@@ -4048,7 +4243,7 @@
                 <w:sz w:val="19"/>
                 <w:szCs w:val="19"/>
               </w:rPr>
-              <w:t xml:space="preserve">/10</w:t>
+              <w:t xml:space="preserve">10</w:t>
             </w:r>
           </w:p>
         </w:tc>
@@ -4068,10 +4263,13 @@
             </w:pPr>
             <w:r>
               <w:rPr>
-                <w:sz w:val="19"/>
-                <w:szCs w:val="19"/>
-              </w:rPr>
-              <w:t xml:space="preserve"> </w:t>
+                <w:b w:val="false"/>
+                <w:bCs w:val="false"/>
+                <w:sz w:val="19"/>
+                <w:szCs w:val="19"/>
+                <w:highlight w:val="yellow"/>
+              </w:rPr>
+              <w:t xml:space="preserve">___ / 10</w:t>
             </w:r>
           </w:p>
         </w:tc>
@@ -4109,7 +4307,7 @@
               <w:pStyle w:val="ListParagraph"/>
               <w:numPr>
                 <w:ilvl w:val="0"/>
-                <w:numId w:val="2"/>
+                <w:numId w:val="3"/>
               </w:numPr>
               <w:spacing w:after="40"/>
             </w:pPr>
@@ -4126,7 +4324,7 @@
               <w:pStyle w:val="ListParagraph"/>
               <w:numPr>
                 <w:ilvl w:val="0"/>
-                <w:numId w:val="2"/>
+                <w:numId w:val="3"/>
               </w:numPr>
               <w:spacing w:after="40"/>
             </w:pPr>
@@ -4143,7 +4341,7 @@
               <w:pStyle w:val="ListParagraph"/>
               <w:numPr>
                 <w:ilvl w:val="0"/>
-                <w:numId w:val="2"/>
+                <w:numId w:val="3"/>
               </w:numPr>
               <w:spacing w:after="40"/>
             </w:pPr>
@@ -4160,7 +4358,7 @@
               <w:pStyle w:val="ListParagraph"/>
               <w:numPr>
                 <w:ilvl w:val="0"/>
-                <w:numId w:val="2"/>
+                <w:numId w:val="3"/>
               </w:numPr>
               <w:spacing w:after="40"/>
             </w:pPr>
@@ -4194,7 +4392,7 @@
                 <w:sz w:val="19"/>
                 <w:szCs w:val="19"/>
               </w:rPr>
-              <w:t xml:space="preserve">/10</w:t>
+              <w:t xml:space="preserve">10</w:t>
             </w:r>
           </w:p>
         </w:tc>
@@ -4214,10 +4412,13 @@
             </w:pPr>
             <w:r>
               <w:rPr>
-                <w:sz w:val="19"/>
-                <w:szCs w:val="19"/>
-              </w:rPr>
-              <w:t xml:space="preserve"> </w:t>
+                <w:b w:val="false"/>
+                <w:bCs w:val="false"/>
+                <w:sz w:val="19"/>
+                <w:szCs w:val="19"/>
+                <w:highlight w:val="yellow"/>
+              </w:rPr>
+              <w:t xml:space="preserve">___ / 10</w:t>
             </w:r>
           </w:p>
         </w:tc>
@@ -4255,7 +4456,7 @@
               <w:pStyle w:val="ListParagraph"/>
               <w:numPr>
                 <w:ilvl w:val="0"/>
-                <w:numId w:val="2"/>
+                <w:numId w:val="3"/>
               </w:numPr>
               <w:spacing w:after="40"/>
             </w:pPr>
@@ -4272,7 +4473,7 @@
               <w:pStyle w:val="ListParagraph"/>
               <w:numPr>
                 <w:ilvl w:val="0"/>
-                <w:numId w:val="2"/>
+                <w:numId w:val="3"/>
               </w:numPr>
               <w:spacing w:after="40"/>
             </w:pPr>
@@ -4289,7 +4490,7 @@
               <w:pStyle w:val="ListParagraph"/>
               <w:numPr>
                 <w:ilvl w:val="0"/>
-                <w:numId w:val="2"/>
+                <w:numId w:val="3"/>
               </w:numPr>
               <w:spacing w:after="40"/>
             </w:pPr>
@@ -4306,7 +4507,7 @@
               <w:pStyle w:val="ListParagraph"/>
               <w:numPr>
                 <w:ilvl w:val="0"/>
-                <w:numId w:val="2"/>
+                <w:numId w:val="3"/>
               </w:numPr>
               <w:spacing w:after="40"/>
             </w:pPr>
@@ -4323,7 +4524,7 @@
               <w:pStyle w:val="ListParagraph"/>
               <w:numPr>
                 <w:ilvl w:val="0"/>
-                <w:numId w:val="2"/>
+                <w:numId w:val="3"/>
               </w:numPr>
               <w:spacing w:after="40"/>
             </w:pPr>
@@ -4340,7 +4541,7 @@
               <w:pStyle w:val="ListParagraph"/>
               <w:numPr>
                 <w:ilvl w:val="0"/>
-                <w:numId w:val="2"/>
+                <w:numId w:val="3"/>
               </w:numPr>
               <w:spacing w:after="40"/>
             </w:pPr>
@@ -4357,7 +4558,7 @@
               <w:pStyle w:val="ListParagraph"/>
               <w:numPr>
                 <w:ilvl w:val="0"/>
-                <w:numId w:val="2"/>
+                <w:numId w:val="3"/>
               </w:numPr>
               <w:spacing w:after="40"/>
             </w:pPr>
@@ -4391,7 +4592,7 @@
                 <w:sz w:val="19"/>
                 <w:szCs w:val="19"/>
               </w:rPr>
-              <w:t xml:space="preserve">/10</w:t>
+              <w:t xml:space="preserve">10</w:t>
             </w:r>
           </w:p>
         </w:tc>
@@ -4411,10 +4612,13 @@
             </w:pPr>
             <w:r>
               <w:rPr>
-                <w:sz w:val="19"/>
-                <w:szCs w:val="19"/>
-              </w:rPr>
-              <w:t xml:space="preserve"> </w:t>
+                <w:b w:val="false"/>
+                <w:bCs w:val="false"/>
+                <w:sz w:val="19"/>
+                <w:szCs w:val="19"/>
+                <w:highlight w:val="yellow"/>
+              </w:rPr>
+              <w:t xml:space="preserve">___ / 10</w:t>
             </w:r>
           </w:p>
         </w:tc>
@@ -4452,7 +4656,7 @@
               <w:pStyle w:val="ListParagraph"/>
               <w:numPr>
                 <w:ilvl w:val="0"/>
-                <w:numId w:val="2"/>
+                <w:numId w:val="3"/>
               </w:numPr>
               <w:spacing w:after="40"/>
             </w:pPr>
@@ -4469,7 +4673,7 @@
               <w:pStyle w:val="ListParagraph"/>
               <w:numPr>
                 <w:ilvl w:val="0"/>
-                <w:numId w:val="2"/>
+                <w:numId w:val="3"/>
               </w:numPr>
               <w:spacing w:after="40"/>
             </w:pPr>
@@ -4486,7 +4690,7 @@
               <w:pStyle w:val="ListParagraph"/>
               <w:numPr>
                 <w:ilvl w:val="0"/>
-                <w:numId w:val="2"/>
+                <w:numId w:val="3"/>
               </w:numPr>
               <w:spacing w:after="40"/>
             </w:pPr>
@@ -4503,7 +4707,7 @@
               <w:pStyle w:val="ListParagraph"/>
               <w:numPr>
                 <w:ilvl w:val="0"/>
-                <w:numId w:val="2"/>
+                <w:numId w:val="3"/>
               </w:numPr>
               <w:spacing w:after="40"/>
             </w:pPr>
@@ -4520,7 +4724,7 @@
               <w:pStyle w:val="ListParagraph"/>
               <w:numPr>
                 <w:ilvl w:val="0"/>
-                <w:numId w:val="2"/>
+                <w:numId w:val="3"/>
               </w:numPr>
               <w:spacing w:after="40"/>
             </w:pPr>
@@ -4537,7 +4741,7 @@
               <w:pStyle w:val="ListParagraph"/>
               <w:numPr>
                 <w:ilvl w:val="0"/>
-                <w:numId w:val="2"/>
+                <w:numId w:val="3"/>
               </w:numPr>
               <w:spacing w:after="40"/>
             </w:pPr>
@@ -4554,7 +4758,7 @@
               <w:pStyle w:val="ListParagraph"/>
               <w:numPr>
                 <w:ilvl w:val="0"/>
-                <w:numId w:val="2"/>
+                <w:numId w:val="3"/>
               </w:numPr>
               <w:spacing w:after="40"/>
             </w:pPr>
@@ -4588,7 +4792,7 @@
                 <w:sz w:val="19"/>
                 <w:szCs w:val="19"/>
               </w:rPr>
-              <w:t xml:space="preserve">/10</w:t>
+              <w:t xml:space="preserve">10</w:t>
             </w:r>
           </w:p>
         </w:tc>
@@ -4608,10 +4812,13 @@
             </w:pPr>
             <w:r>
               <w:rPr>
-                <w:sz w:val="19"/>
-                <w:szCs w:val="19"/>
-              </w:rPr>
-              <w:t xml:space="preserve"> </w:t>
+                <w:b w:val="false"/>
+                <w:bCs w:val="false"/>
+                <w:sz w:val="19"/>
+                <w:szCs w:val="19"/>
+                <w:highlight w:val="yellow"/>
+              </w:rPr>
+              <w:t xml:space="preserve">___ / 10</w:t>
             </w:r>
           </w:p>
         </w:tc>
@@ -4649,7 +4856,7 @@
               <w:pStyle w:val="ListParagraph"/>
               <w:numPr>
                 <w:ilvl w:val="0"/>
-                <w:numId w:val="2"/>
+                <w:numId w:val="3"/>
               </w:numPr>
               <w:spacing w:after="40"/>
             </w:pPr>
@@ -4666,7 +4873,7 @@
               <w:pStyle w:val="ListParagraph"/>
               <w:numPr>
                 <w:ilvl w:val="0"/>
-                <w:numId w:val="2"/>
+                <w:numId w:val="3"/>
               </w:numPr>
               <w:spacing w:after="40"/>
             </w:pPr>
@@ -4683,7 +4890,7 @@
               <w:pStyle w:val="ListParagraph"/>
               <w:numPr>
                 <w:ilvl w:val="0"/>
-                <w:numId w:val="2"/>
+                <w:numId w:val="3"/>
               </w:numPr>
               <w:spacing w:after="40"/>
             </w:pPr>
@@ -4700,7 +4907,7 @@
               <w:pStyle w:val="ListParagraph"/>
               <w:numPr>
                 <w:ilvl w:val="0"/>
-                <w:numId w:val="2"/>
+                <w:numId w:val="3"/>
               </w:numPr>
               <w:spacing w:after="40"/>
             </w:pPr>
@@ -4734,7 +4941,7 @@
                 <w:sz w:val="19"/>
                 <w:szCs w:val="19"/>
               </w:rPr>
-              <w:t xml:space="preserve">/10</w:t>
+              <w:t xml:space="preserve">10</w:t>
             </w:r>
           </w:p>
         </w:tc>
@@ -4754,10 +4961,13 @@
             </w:pPr>
             <w:r>
               <w:rPr>
-                <w:sz w:val="19"/>
-                <w:szCs w:val="19"/>
-              </w:rPr>
-              <w:t xml:space="preserve"> </w:t>
+                <w:b w:val="false"/>
+                <w:bCs w:val="false"/>
+                <w:sz w:val="19"/>
+                <w:szCs w:val="19"/>
+                <w:highlight w:val="yellow"/>
+              </w:rPr>
+              <w:t xml:space="preserve">___ / 10</w:t>
             </w:r>
           </w:p>
         </w:tc>
@@ -4814,7 +5024,7 @@
                 <w:sz w:val="19"/>
                 <w:szCs w:val="19"/>
               </w:rPr>
-              <w:t xml:space="preserve">/50</w:t>
+              <w:t xml:space="preserve">50</w:t>
             </w:r>
           </w:p>
         </w:tc>
@@ -4835,10 +5045,13 @@
             </w:pPr>
             <w:r>
               <w:rPr>
-                <w:sz w:val="19"/>
-                <w:szCs w:val="19"/>
-              </w:rPr>
-              <w:t xml:space="preserve"> </w:t>
+                <w:b/>
+                <w:bCs/>
+                <w:sz w:val="19"/>
+                <w:szCs w:val="19"/>
+                <w:highlight w:val="yellow"/>
+              </w:rPr>
+              <w:t xml:space="preserve">___ / 50</w:t>
             </w:r>
           </w:p>
         </w:tc>
@@ -5026,6 +5239,18 @@
       </w:pPr>
     </w:lvl>
   </w:abstractNum>
+  <w:abstractNum w:abstractNumId="3" w15:restartNumberingAfterBreak="0">
+    <w:multiLevelType w:val="hybridMultilevel"/>
+    <w:lvl w:ilvl="0" w:tentative="1">
+      <w:start w:val="1"/>
+      <w:numFmt w:val="bullet"/>
+      <w:lvlText w:val="☐"/>
+      <w:lvlJc w:val="left"/>
+      <w:pPr>
+        <w:ind w:left="360" w:hanging="280"/>
+      </w:pPr>
+    </w:lvl>
+  </w:abstractNum>
   <w:num w:numId="1">
     <w:abstractNumId w:val="1"/>
     <w:lvlOverride w:ilvl="0">
@@ -5033,6 +5258,12 @@
     </w:lvlOverride>
   </w:num>
   <w:num w:numId="2">
+    <w:abstractNumId w:val="3"/>
+    <w:lvlOverride w:ilvl="0">
+      <w:startOverride w:val="1"/>
+    </w:lvlOverride>
+  </w:num>
+  <w:num w:numId="3">
     <w:abstractNumId w:val="2"/>
     <w:lvlOverride w:ilvl="0">
       <w:startOverride w:val="1"/>

--- a/docs/assignments/lab-07/lab07-report-template.docx
+++ b/docs/assignments/lab-07/lab07-report-template.docx
@@ -361,7 +361,7 @@
           <w:sz w:val="19"/>
           <w:szCs w:val="19"/>
         </w:rPr>
-        <w:t xml:space="preserve">Rubric: the requirements of the project and your approach to solving it, in your own words (1 point). One or two paragraphs. Say what you set out to map and how you went about it — not a retelling of the step-by-step. If you built the models without the step-by-step instructions, say so here.</w:t>
+        <w:t xml:space="preserve">Rubric: the requirements of the project and your approach to solving it, in your own words (2 points). One or two paragraphs. Say what you set out to map and how you went about it — not a retelling of the step-by-step. If you built the models without the step-by-step instructions, say so here.</w:t>
       </w:r>
     </w:p>
     <w:p>
@@ -755,378 +755,7 @@
           <w:sz w:val="28"/>
           <w:szCs w:val="28"/>
         </w:rPr>
-        <w:t xml:space="preserve">3.  From Flow to Flood Depth</w:t>
-      </w:r>
-    </w:p>
-    <w:p>
-      <w:pPr>
-        <w:spacing w:after="160" w:before="60"/>
-      </w:pPr>
-      <w:r>
-        <w:rPr>
-          <w:i/>
-          <w:iCs/>
-          <w:color w:val="767171"/>
-          <w:sz w:val="19"/>
-          <w:szCs w:val="19"/>
-        </w:rPr>
-        <w:t xml:space="preserve">Rubric: the 25-year row verified step by step, and why two 100-year floods differ, with the numbers (2 points). Show the rating row you used and why, the elevation, and h. Then a few sentences on FEMA’s 2,325 ft³/s against the 3,111 and 2,827 ft³/s from the gage’s own peaks.</w:t>
-      </w:r>
-    </w:p>
-    <w:p>
-      <w:pPr>
-        <w:spacing w:after="260" w:before="0"/>
-      </w:pPr>
-      <w:r>
-        <w:rPr>
-          <w:i/>
-          <w:iCs/>
-          <w:color w:val="767171"/>
-          <w:highlight w:val="yellow"/>
-        </w:rPr>
-        <w:t xml:space="preserve">[Add your content here.]</w:t>
-      </w:r>
-    </w:p>
-    <w:tbl>
-      <w:tblPr>
-        <w:tblW w:type="dxa" w:w="9360"/>
-        <w:tblBorders>
-          <w:top w:val="single" w:color="auto" w:sz="4"/>
-          <w:left w:val="single" w:color="auto" w:sz="4"/>
-          <w:bottom w:val="single" w:color="auto" w:sz="4"/>
-          <w:right w:val="single" w:color="auto" w:sz="4"/>
-          <w:insideH w:val="single" w:color="auto" w:sz="4"/>
-          <w:insideV w:val="single" w:color="auto" w:sz="4"/>
-        </w:tblBorders>
-      </w:tblPr>
-      <w:tblGrid>
-        <w:gridCol w:w="5360"/>
-        <w:gridCol w:w="4000"/>
-      </w:tblGrid>
-      <w:tr>
-        <w:trPr>
-          <w:cantSplit/>
-          <w:tblHeader/>
-        </w:trPr>
-        <w:tc>
-          <w:tcPr>
-            <w:tcW w:type="dxa" w:w="5360"/>
-            <w:shd w:fill="D9E2F3" w:color="auto" w:val="clear"/>
-            <w:tcMar>
-              <w:top w:type="dxa" w:w="90"/>
-              <w:left w:type="dxa" w:w="120"/>
-              <w:bottom w:type="dxa" w:w="90"/>
-              <w:right w:type="dxa" w:w="120"/>
-            </w:tcMar>
-          </w:tcPr>
-          <w:p>
-            <w:r>
-              <w:rPr>
-                <w:b/>
-                <w:bCs/>
-                <w:color w:val="1F3864"/>
-                <w:sz w:val="19"/>
-                <w:szCs w:val="19"/>
-              </w:rPr>
-              <w:t xml:space="preserve">Item</w:t>
-            </w:r>
-          </w:p>
-        </w:tc>
-        <w:tc>
-          <w:tcPr>
-            <w:tcW w:type="dxa" w:w="4000"/>
-            <w:shd w:fill="D9E2F3" w:color="auto" w:val="clear"/>
-            <w:tcMar>
-              <w:top w:type="dxa" w:w="90"/>
-              <w:left w:type="dxa" w:w="120"/>
-              <w:bottom w:type="dxa" w:w="90"/>
-              <w:right w:type="dxa" w:w="120"/>
-            </w:tcMar>
-          </w:tcPr>
-          <w:p>
-            <w:r>
-              <w:rPr>
-                <w:b/>
-                <w:bCs/>
-                <w:color w:val="1F3864"/>
-                <w:sz w:val="19"/>
-                <w:szCs w:val="19"/>
-              </w:rPr>
-              <w:t xml:space="preserve">Value</w:t>
-            </w:r>
-          </w:p>
-        </w:tc>
-      </w:tr>
-      <w:tr>
-        <w:trPr>
-          <w:cantSplit/>
-        </w:trPr>
-        <w:tc>
-          <w:tcPr>
-            <w:tcW w:type="dxa" w:w="5360"/>
-            <w:tcMar>
-              <w:top w:type="dxa" w:w="90"/>
-              <w:left w:type="dxa" w:w="120"/>
-              <w:bottom w:type="dxa" w:w="90"/>
-              <w:right w:type="dxa" w:w="120"/>
-            </w:tcMar>
-          </w:tcPr>
-          <w:p>
-            <w:r>
-              <w:rPr>
-                <w:color w:val="000000"/>
-                <w:sz w:val="19"/>
-                <w:szCs w:val="19"/>
-              </w:rPr>
-              <w:t xml:space="preserve">FEMA 25-year flow (ft³/s)</w:t>
-            </w:r>
-          </w:p>
-        </w:tc>
-        <w:tc>
-          <w:tcPr>
-            <w:tcW w:type="dxa" w:w="4000"/>
-            <w:tcMar>
-              <w:top w:type="dxa" w:w="90"/>
-              <w:left w:type="dxa" w:w="120"/>
-              <w:bottom w:type="dxa" w:w="90"/>
-              <w:right w:type="dxa" w:w="120"/>
-            </w:tcMar>
-          </w:tcPr>
-          <w:p>
-            <w:r>
-              <w:rPr>
-                <w:color w:val="000000"/>
-                <w:sz w:val="19"/>
-                <w:szCs w:val="19"/>
-              </w:rPr>
-              <w:t xml:space="preserve">1,810</w:t>
-            </w:r>
-          </w:p>
-        </w:tc>
-      </w:tr>
-      <w:tr>
-        <w:trPr>
-          <w:cantSplit/>
-        </w:trPr>
-        <w:tc>
-          <w:tcPr>
-            <w:tcW w:type="dxa" w:w="5360"/>
-            <w:shd w:fill="F2F2F2" w:color="auto" w:val="clear"/>
-            <w:tcMar>
-              <w:top w:type="dxa" w:w="90"/>
-              <w:left w:type="dxa" w:w="120"/>
-              <w:bottom w:type="dxa" w:w="90"/>
-              <w:right w:type="dxa" w:w="120"/>
-            </w:tcMar>
-          </w:tcPr>
-          <w:p>
-            <w:r>
-              <w:rPr>
-                <w:color w:val="000000"/>
-                <w:sz w:val="19"/>
-                <w:szCs w:val="19"/>
-              </w:rPr>
-              <w:t xml:space="preserve">First rating row at or above it (gage height ft, discharge ft³/s)</w:t>
-            </w:r>
-          </w:p>
-        </w:tc>
-        <w:tc>
-          <w:tcPr>
-            <w:tcW w:type="dxa" w:w="4000"/>
-            <w:shd w:fill="F2F2F2" w:color="auto" w:val="clear"/>
-            <w:tcMar>
-              <w:top w:type="dxa" w:w="90"/>
-              <w:left w:type="dxa" w:w="120"/>
-              <w:bottom w:type="dxa" w:w="90"/>
-              <w:right w:type="dxa" w:w="120"/>
-            </w:tcMar>
-          </w:tcPr>
-          <w:p>
-            <w:r>
-              <w:rPr>
-                <w:color w:val="767171"/>
-                <w:sz w:val="19"/>
-                <w:szCs w:val="19"/>
-              </w:rPr>
-              <w:t xml:space="preserve"> </w:t>
-            </w:r>
-          </w:p>
-        </w:tc>
-      </w:tr>
-      <w:tr>
-        <w:trPr>
-          <w:cantSplit/>
-        </w:trPr>
-        <w:tc>
-          <w:tcPr>
-            <w:tcW w:type="dxa" w:w="5360"/>
-            <w:tcMar>
-              <w:top w:type="dxa" w:w="90"/>
-              <w:left w:type="dxa" w:w="120"/>
-              <w:bottom w:type="dxa" w:w="90"/>
-              <w:right w:type="dxa" w:w="120"/>
-            </w:tcMar>
-          </w:tcPr>
-          <w:p>
-            <w:r>
-              <w:rPr>
-                <w:color w:val="000000"/>
-                <w:sz w:val="19"/>
-                <w:szCs w:val="19"/>
-              </w:rPr>
-              <w:t xml:space="preserve">Water-surface elevation (ft, then m, NAVD 88)</w:t>
-            </w:r>
-          </w:p>
-        </w:tc>
-        <w:tc>
-          <w:tcPr>
-            <w:tcW w:type="dxa" w:w="4000"/>
-            <w:tcMar>
-              <w:top w:type="dxa" w:w="90"/>
-              <w:left w:type="dxa" w:w="120"/>
-              <w:bottom w:type="dxa" w:w="90"/>
-              <w:right w:type="dxa" w:w="120"/>
-            </w:tcMar>
-          </w:tcPr>
-          <w:p>
-            <w:r>
-              <w:rPr>
-                <w:color w:val="767171"/>
-                <w:sz w:val="19"/>
-                <w:szCs w:val="19"/>
-              </w:rPr>
-              <w:t xml:space="preserve"> </w:t>
-            </w:r>
-          </w:p>
-        </w:tc>
-      </w:tr>
-      <w:tr>
-        <w:trPr>
-          <w:cantSplit/>
-        </w:trPr>
-        <w:tc>
-          <w:tcPr>
-            <w:tcW w:type="dxa" w:w="5360"/>
-            <w:shd w:fill="F2F2F2" w:color="auto" w:val="clear"/>
-            <w:tcMar>
-              <w:top w:type="dxa" w:w="90"/>
-              <w:left w:type="dxa" w:w="120"/>
-              <w:bottom w:type="dxa" w:w="90"/>
-              <w:right w:type="dxa" w:w="120"/>
-            </w:tcMar>
-          </w:tcPr>
-          <w:p>
-            <w:r>
-              <w:rPr>
-                <w:color w:val="000000"/>
-                <w:sz w:val="19"/>
-                <w:szCs w:val="19"/>
-              </w:rPr>
-              <w:t xml:space="preserve">h = (gage height − 3.20) × 0.3048 (m)</w:t>
-            </w:r>
-          </w:p>
-        </w:tc>
-        <w:tc>
-          <w:tcPr>
-            <w:tcW w:type="dxa" w:w="4000"/>
-            <w:shd w:fill="F2F2F2" w:color="auto" w:val="clear"/>
-            <w:tcMar>
-              <w:top w:type="dxa" w:w="90"/>
-              <w:left w:type="dxa" w:w="120"/>
-              <w:bottom w:type="dxa" w:w="90"/>
-              <w:right w:type="dxa" w:w="120"/>
-            </w:tcMar>
-          </w:tcPr>
-          <w:p>
-            <w:r>
-              <w:rPr>
-                <w:color w:val="767171"/>
-                <w:sz w:val="19"/>
-                <w:szCs w:val="19"/>
-              </w:rPr>
-              <w:t xml:space="preserve"> </w:t>
-            </w:r>
-          </w:p>
-        </w:tc>
-      </w:tr>
-      <w:tr>
-        <w:trPr>
-          <w:cantSplit/>
-        </w:trPr>
-        <w:tc>
-          <w:tcPr>
-            <w:tcW w:type="dxa" w:w="5360"/>
-            <w:tcMar>
-              <w:top w:type="dxa" w:w="90"/>
-              <w:left w:type="dxa" w:w="120"/>
-              <w:bottom w:type="dxa" w:w="90"/>
-              <w:right w:type="dxa" w:w="120"/>
-            </w:tcMar>
-          </w:tcPr>
-          <w:p>
-            <w:r>
-              <w:rPr>
-                <w:color w:val="000000"/>
-                <w:sz w:val="19"/>
-                <w:szCs w:val="19"/>
-              </w:rPr>
-              <w:t xml:space="preserve">Matches Stage_Table H_M and H_CM?</w:t>
-            </w:r>
-          </w:p>
-        </w:tc>
-        <w:tc>
-          <w:tcPr>
-            <w:tcW w:type="dxa" w:w="4000"/>
-            <w:tcMar>
-              <w:top w:type="dxa" w:w="90"/>
-              <w:left w:type="dxa" w:w="120"/>
-              <w:bottom w:type="dxa" w:w="90"/>
-              <w:right w:type="dxa" w:w="120"/>
-            </w:tcMar>
-          </w:tcPr>
-          <w:p>
-            <w:r>
-              <w:rPr>
-                <w:color w:val="767171"/>
-                <w:sz w:val="19"/>
-                <w:szCs w:val="19"/>
-              </w:rPr>
-              <w:t xml:space="preserve"> </w:t>
-            </w:r>
-          </w:p>
-        </w:tc>
-      </w:tr>
-    </w:tbl>
-    <w:p>
-      <w:pPr>
-        <w:pStyle w:val="Caption"/>
-        <w:spacing w:after="240" w:before="100"/>
-      </w:pPr>
-      <w:r>
-        <w:rPr>
-          <w:b/>
-          <w:bCs/>
-          <w:color w:val="1F3864"/>
-          <w:sz w:val="19"/>
-          <w:szCs w:val="19"/>
-        </w:rPr>
-        <w:t xml:space="preserve">Table 2. The 25-year row of the stage table, verified by hand.</w:t>
-      </w:r>
-    </w:p>
-    <w:p>
-      <w:pPr>
-        <w:pStyle w:val="Heading1"/>
-        <w:spacing w:after="80" w:before="280"/>
-      </w:pPr>
-      <w:r>
-        <w:rPr>
-          <w:b/>
-          <w:bCs/>
-          <w:color w:val="1F3864"/>
-          <w:sz w:val="28"/>
-          <w:szCs w:val="28"/>
-        </w:rPr>
-        <w:t xml:space="preserve">4.  The Models</w:t>
+        <w:t xml:space="preserve">3.  The Models</w:t>
       </w:r>
     </w:p>
     <w:p>
@@ -2667,7 +2296,7 @@
           <w:sz w:val="19"/>
           <w:szCs w:val="19"/>
         </w:rPr>
-        <w:t xml:space="preserve">Table 3. Model description — one row per tool.</w:t>
+        <w:t xml:space="preserve">Table 2. Model description — one row per tool.</w:t>
       </w:r>
     </w:p>
     <w:p>
@@ -2843,6 +2472,11 @@
       </w:r>
     </w:p>
     <w:p>
+      <w:r>
+        <w:br w:type="page"/>
+      </w:r>
+    </w:p>
+    <w:p>
       <w:pPr>
         <w:pStyle w:val="Heading1"/>
         <w:spacing w:after="80" w:before="280"/>
@@ -2855,7 +2489,7 @@
           <w:sz w:val="28"/>
           <w:szCs w:val="28"/>
         </w:rPr>
-        <w:t xml:space="preserve">5.  Check Values</w:t>
+        <w:t xml:space="preserve">4.  The Five Floods</w:t>
       </w:r>
     </w:p>
     <w:p>
@@ -2870,7 +2504,7 @@
           <w:sz w:val="19"/>
           <w:szCs w:val="19"/>
         </w:rPr>
-        <w:t xml:space="preserve">Rubric: your check values — the five flood areas and building counts, and the 100-year hit rate, false-alarm ratio and CSI (1 point); the areas also show the models work (part of their 4 points). These come from the default threshold, 2,000 cells.</w:t>
+        <w:t xml:space="preserve">Rubric: the Floods_Buildings table captured, and the five areas and building counts in a table with their return periods and flows, matching the check values (3 points); the areas also show the models work (part of their 4 points). Type your own numbers from your own attribute table.</w:t>
       </w:r>
     </w:p>
     <w:p>
@@ -2900,10 +2534,11 @@
         </w:tblBorders>
       </w:tblPr>
       <w:tblGrid>
-        <w:gridCol w:w="3360"/>
+        <w:gridCol w:w="2960"/>
         <w:gridCol w:w="1400"/>
-        <w:gridCol w:w="2300"/>
-        <w:gridCol w:w="2300"/>
+        <w:gridCol w:w="1000"/>
+        <w:gridCol w:w="2000"/>
+        <w:gridCol w:w="2000"/>
       </w:tblGrid>
       <w:tr>
         <w:trPr>
@@ -2912,7 +2547,7 @@
         </w:trPr>
         <w:tc>
           <w:tcPr>
-            <w:tcW w:type="dxa" w:w="3360"/>
+            <w:tcW w:type="dxa" w:w="2960"/>
             <w:shd w:fill="D9E2F3" w:color="auto" w:val="clear"/>
             <w:tcMar>
               <w:top w:type="dxa" w:w="90"/>
@@ -2954,13 +2589,13 @@
                 <w:sz w:val="19"/>
                 <w:szCs w:val="19"/>
               </w:rPr>
-              <w:t xml:space="preserve">H_CM</w:t>
-            </w:r>
-          </w:p>
-        </w:tc>
-        <w:tc>
-          <w:tcPr>
-            <w:tcW w:type="dxa" w:w="2300"/>
+              <w:t xml:space="preserve">Flow (ft³/s)</w:t>
+            </w:r>
+          </w:p>
+        </w:tc>
+        <w:tc>
+          <w:tcPr>
+            <w:tcW w:type="dxa" w:w="1000"/>
             <w:shd w:fill="D9E2F3" w:color="auto" w:val="clear"/>
             <w:tcMar>
               <w:top w:type="dxa" w:w="90"/>
@@ -2978,13 +2613,37 @@
                 <w:sz w:val="19"/>
                 <w:szCs w:val="19"/>
               </w:rPr>
+              <w:t xml:space="preserve">H_CM</w:t>
+            </w:r>
+          </w:p>
+        </w:tc>
+        <w:tc>
+          <w:tcPr>
+            <w:tcW w:type="dxa" w:w="2000"/>
+            <w:shd w:fill="D9E2F3" w:color="auto" w:val="clear"/>
+            <w:tcMar>
+              <w:top w:type="dxa" w:w="90"/>
+              <w:left w:type="dxa" w:w="120"/>
+              <w:bottom w:type="dxa" w:w="90"/>
+              <w:right w:type="dxa" w:w="120"/>
+            </w:tcMar>
+          </w:tcPr>
+          <w:p>
+            <w:r>
+              <w:rPr>
+                <w:b/>
+                <w:bCs/>
+                <w:color w:val="1F3864"/>
+                <w:sz w:val="19"/>
+                <w:szCs w:val="19"/>
+              </w:rPr>
               <w:t xml:space="preserve">Area (km²)</w:t>
             </w:r>
           </w:p>
         </w:tc>
         <w:tc>
           <w:tcPr>
-            <w:tcW w:type="dxa" w:w="2300"/>
+            <w:tcW w:type="dxa" w:w="2000"/>
             <w:shd w:fill="D9E2F3" w:color="auto" w:val="clear"/>
             <w:tcMar>
               <w:top w:type="dxa" w:w="90"/>
@@ -3013,7 +2672,7 @@
         </w:trPr>
         <w:tc>
           <w:tcPr>
-            <w:tcW w:type="dxa" w:w="3360"/>
+            <w:tcW w:type="dxa" w:w="2960"/>
             <w:tcMar>
               <w:top w:type="dxa" w:w="90"/>
               <w:left w:type="dxa" w:w="120"/>
@@ -3049,34 +2708,55 @@
                 <w:sz w:val="19"/>
                 <w:szCs w:val="19"/>
               </w:rPr>
+              <w:t xml:space="preserve">1,475</w:t>
+            </w:r>
+          </w:p>
+        </w:tc>
+        <w:tc>
+          <w:tcPr>
+            <w:tcW w:type="dxa" w:w="1000"/>
+            <w:tcMar>
+              <w:top w:type="dxa" w:w="90"/>
+              <w:left w:type="dxa" w:w="120"/>
+              <w:bottom w:type="dxa" w:w="90"/>
+              <w:right w:type="dxa" w:w="120"/>
+            </w:tcMar>
+          </w:tcPr>
+          <w:p>
+            <w:r>
+              <w:rPr>
+                <w:color w:val="000000"/>
+                <w:sz w:val="19"/>
+                <w:szCs w:val="19"/>
+              </w:rPr>
               <w:t xml:space="preserve">119</w:t>
             </w:r>
           </w:p>
         </w:tc>
         <w:tc>
           <w:tcPr>
-            <w:tcW w:type="dxa" w:w="2300"/>
-            <w:tcMar>
-              <w:top w:type="dxa" w:w="90"/>
-              <w:left w:type="dxa" w:w="120"/>
-              <w:bottom w:type="dxa" w:w="90"/>
-              <w:right w:type="dxa" w:w="120"/>
-            </w:tcMar>
-          </w:tcPr>
-          <w:p>
-            <w:r>
-              <w:rPr>
-                <w:color w:val="767171"/>
-                <w:sz w:val="19"/>
-                <w:szCs w:val="19"/>
-              </w:rPr>
-              <w:t xml:space="preserve"> </w:t>
-            </w:r>
-          </w:p>
-        </w:tc>
-        <w:tc>
-          <w:tcPr>
-            <w:tcW w:type="dxa" w:w="2300"/>
+            <w:tcW w:type="dxa" w:w="2000"/>
+            <w:tcMar>
+              <w:top w:type="dxa" w:w="90"/>
+              <w:left w:type="dxa" w:w="120"/>
+              <w:bottom w:type="dxa" w:w="90"/>
+              <w:right w:type="dxa" w:w="120"/>
+            </w:tcMar>
+          </w:tcPr>
+          <w:p>
+            <w:r>
+              <w:rPr>
+                <w:color w:val="767171"/>
+                <w:sz w:val="19"/>
+                <w:szCs w:val="19"/>
+              </w:rPr>
+              <w:t xml:space="preserve"> </w:t>
+            </w:r>
+          </w:p>
+        </w:tc>
+        <w:tc>
+          <w:tcPr>
+            <w:tcW w:type="dxa" w:w="2000"/>
             <w:tcMar>
               <w:top w:type="dxa" w:w="90"/>
               <w:left w:type="dxa" w:w="120"/>
@@ -3102,7 +2782,7 @@
         </w:trPr>
         <w:tc>
           <w:tcPr>
-            <w:tcW w:type="dxa" w:w="3360"/>
+            <w:tcW w:type="dxa" w:w="2960"/>
             <w:shd w:fill="F2F2F2" w:color="auto" w:val="clear"/>
             <w:tcMar>
               <w:top w:type="dxa" w:w="90"/>
@@ -3140,13 +2820,35 @@
                 <w:sz w:val="19"/>
                 <w:szCs w:val="19"/>
               </w:rPr>
+              <w:t xml:space="preserve">1,810</w:t>
+            </w:r>
+          </w:p>
+        </w:tc>
+        <w:tc>
+          <w:tcPr>
+            <w:tcW w:type="dxa" w:w="1000"/>
+            <w:shd w:fill="F2F2F2" w:color="auto" w:val="clear"/>
+            <w:tcMar>
+              <w:top w:type="dxa" w:w="90"/>
+              <w:left w:type="dxa" w:w="120"/>
+              <w:bottom w:type="dxa" w:w="90"/>
+              <w:right w:type="dxa" w:w="120"/>
+            </w:tcMar>
+          </w:tcPr>
+          <w:p>
+            <w:r>
+              <w:rPr>
+                <w:color w:val="000000"/>
+                <w:sz w:val="19"/>
+                <w:szCs w:val="19"/>
+              </w:rPr>
               <w:t xml:space="preserve">134</w:t>
             </w:r>
           </w:p>
         </w:tc>
         <w:tc>
           <w:tcPr>
-            <w:tcW w:type="dxa" w:w="2300"/>
+            <w:tcW w:type="dxa" w:w="2000"/>
             <w:shd w:fill="F2F2F2" w:color="auto" w:val="clear"/>
             <w:tcMar>
               <w:top w:type="dxa" w:w="90"/>
@@ -3168,7 +2870,7 @@
         </w:tc>
         <w:tc>
           <w:tcPr>
-            <w:tcW w:type="dxa" w:w="2300"/>
+            <w:tcW w:type="dxa" w:w="2000"/>
             <w:shd w:fill="F2F2F2" w:color="auto" w:val="clear"/>
             <w:tcMar>
               <w:top w:type="dxa" w:w="90"/>
@@ -3195,7 +2897,7 @@
         </w:trPr>
         <w:tc>
           <w:tcPr>
-            <w:tcW w:type="dxa" w:w="3360"/>
+            <w:tcW w:type="dxa" w:w="2960"/>
             <w:tcMar>
               <w:top w:type="dxa" w:w="90"/>
               <w:left w:type="dxa" w:w="120"/>
@@ -3231,34 +2933,55 @@
                 <w:sz w:val="19"/>
                 <w:szCs w:val="19"/>
               </w:rPr>
+              <w:t xml:space="preserve">2,065</w:t>
+            </w:r>
+          </w:p>
+        </w:tc>
+        <w:tc>
+          <w:tcPr>
+            <w:tcW w:type="dxa" w:w="1000"/>
+            <w:tcMar>
+              <w:top w:type="dxa" w:w="90"/>
+              <w:left w:type="dxa" w:w="120"/>
+              <w:bottom w:type="dxa" w:w="90"/>
+              <w:right w:type="dxa" w:w="120"/>
+            </w:tcMar>
+          </w:tcPr>
+          <w:p>
+            <w:r>
+              <w:rPr>
+                <w:color w:val="000000"/>
+                <w:sz w:val="19"/>
+                <w:szCs w:val="19"/>
+              </w:rPr>
               <w:t xml:space="preserve">143</w:t>
             </w:r>
           </w:p>
         </w:tc>
         <w:tc>
           <w:tcPr>
-            <w:tcW w:type="dxa" w:w="2300"/>
-            <w:tcMar>
-              <w:top w:type="dxa" w:w="90"/>
-              <w:left w:type="dxa" w:w="120"/>
-              <w:bottom w:type="dxa" w:w="90"/>
-              <w:right w:type="dxa" w:w="120"/>
-            </w:tcMar>
-          </w:tcPr>
-          <w:p>
-            <w:r>
-              <w:rPr>
-                <w:color w:val="767171"/>
-                <w:sz w:val="19"/>
-                <w:szCs w:val="19"/>
-              </w:rPr>
-              <w:t xml:space="preserve"> </w:t>
-            </w:r>
-          </w:p>
-        </w:tc>
-        <w:tc>
-          <w:tcPr>
-            <w:tcW w:type="dxa" w:w="2300"/>
+            <w:tcW w:type="dxa" w:w="2000"/>
+            <w:tcMar>
+              <w:top w:type="dxa" w:w="90"/>
+              <w:left w:type="dxa" w:w="120"/>
+              <w:bottom w:type="dxa" w:w="90"/>
+              <w:right w:type="dxa" w:w="120"/>
+            </w:tcMar>
+          </w:tcPr>
+          <w:p>
+            <w:r>
+              <w:rPr>
+                <w:color w:val="767171"/>
+                <w:sz w:val="19"/>
+                <w:szCs w:val="19"/>
+              </w:rPr>
+              <w:t xml:space="preserve"> </w:t>
+            </w:r>
+          </w:p>
+        </w:tc>
+        <w:tc>
+          <w:tcPr>
+            <w:tcW w:type="dxa" w:w="2000"/>
             <w:tcMar>
               <w:top w:type="dxa" w:w="90"/>
               <w:left w:type="dxa" w:w="120"/>
@@ -3284,7 +3007,7 @@
         </w:trPr>
         <w:tc>
           <w:tcPr>
-            <w:tcW w:type="dxa" w:w="3360"/>
+            <w:tcW w:type="dxa" w:w="2960"/>
             <w:shd w:fill="F2F2F2" w:color="auto" w:val="clear"/>
             <w:tcMar>
               <w:top w:type="dxa" w:w="90"/>
@@ -3322,13 +3045,35 @@
                 <w:sz w:val="19"/>
                 <w:szCs w:val="19"/>
               </w:rPr>
+              <w:t xml:space="preserve">2,325</w:t>
+            </w:r>
+          </w:p>
+        </w:tc>
+        <w:tc>
+          <w:tcPr>
+            <w:tcW w:type="dxa" w:w="1000"/>
+            <w:shd w:fill="F2F2F2" w:color="auto" w:val="clear"/>
+            <w:tcMar>
+              <w:top w:type="dxa" w:w="90"/>
+              <w:left w:type="dxa" w:w="120"/>
+              <w:bottom w:type="dxa" w:w="90"/>
+              <w:right w:type="dxa" w:w="120"/>
+            </w:tcMar>
+          </w:tcPr>
+          <w:p>
+            <w:r>
+              <w:rPr>
+                <w:color w:val="000000"/>
+                <w:sz w:val="19"/>
+                <w:szCs w:val="19"/>
+              </w:rPr>
               <w:t xml:space="preserve">153</w:t>
             </w:r>
           </w:p>
         </w:tc>
         <w:tc>
           <w:tcPr>
-            <w:tcW w:type="dxa" w:w="2300"/>
+            <w:tcW w:type="dxa" w:w="2000"/>
             <w:shd w:fill="F2F2F2" w:color="auto" w:val="clear"/>
             <w:tcMar>
               <w:top w:type="dxa" w:w="90"/>
@@ -3350,7 +3095,7 @@
         </w:tc>
         <w:tc>
           <w:tcPr>
-            <w:tcW w:type="dxa" w:w="2300"/>
+            <w:tcW w:type="dxa" w:w="2000"/>
             <w:shd w:fill="F2F2F2" w:color="auto" w:val="clear"/>
             <w:tcMar>
               <w:top w:type="dxa" w:w="90"/>
@@ -3377,7 +3122,7 @@
         </w:trPr>
         <w:tc>
           <w:tcPr>
-            <w:tcW w:type="dxa" w:w="3360"/>
+            <w:tcW w:type="dxa" w:w="2960"/>
             <w:tcMar>
               <w:top w:type="dxa" w:w="90"/>
               <w:left w:type="dxa" w:w="120"/>
@@ -3413,34 +3158,55 @@
                 <w:sz w:val="19"/>
                 <w:szCs w:val="19"/>
               </w:rPr>
+              <w:t xml:space="preserve">2,935</w:t>
+            </w:r>
+          </w:p>
+        </w:tc>
+        <w:tc>
+          <w:tcPr>
+            <w:tcW w:type="dxa" w:w="1000"/>
+            <w:tcMar>
+              <w:top w:type="dxa" w:w="90"/>
+              <w:left w:type="dxa" w:w="120"/>
+              <w:bottom w:type="dxa" w:w="90"/>
+              <w:right w:type="dxa" w:w="120"/>
+            </w:tcMar>
+          </w:tcPr>
+          <w:p>
+            <w:r>
+              <w:rPr>
+                <w:color w:val="000000"/>
+                <w:sz w:val="19"/>
+                <w:szCs w:val="19"/>
+              </w:rPr>
               <w:t xml:space="preserve">173</w:t>
             </w:r>
           </w:p>
         </w:tc>
         <w:tc>
           <w:tcPr>
-            <w:tcW w:type="dxa" w:w="2300"/>
-            <w:tcMar>
-              <w:top w:type="dxa" w:w="90"/>
-              <w:left w:type="dxa" w:w="120"/>
-              <w:bottom w:type="dxa" w:w="90"/>
-              <w:right w:type="dxa" w:w="120"/>
-            </w:tcMar>
-          </w:tcPr>
-          <w:p>
-            <w:r>
-              <w:rPr>
-                <w:color w:val="767171"/>
-                <w:sz w:val="19"/>
-                <w:szCs w:val="19"/>
-              </w:rPr>
-              <w:t xml:space="preserve"> </w:t>
-            </w:r>
-          </w:p>
-        </w:tc>
-        <w:tc>
-          <w:tcPr>
-            <w:tcW w:type="dxa" w:w="2300"/>
+            <w:tcW w:type="dxa" w:w="2000"/>
+            <w:tcMar>
+              <w:top w:type="dxa" w:w="90"/>
+              <w:left w:type="dxa" w:w="120"/>
+              <w:bottom w:type="dxa" w:w="90"/>
+              <w:right w:type="dxa" w:w="120"/>
+            </w:tcMar>
+          </w:tcPr>
+          <w:p>
+            <w:r>
+              <w:rPr>
+                <w:color w:val="767171"/>
+                <w:sz w:val="19"/>
+                <w:szCs w:val="19"/>
+              </w:rPr>
+              <w:t xml:space="preserve"> </w:t>
+            </w:r>
+          </w:p>
+        </w:tc>
+        <w:tc>
+          <w:tcPr>
+            <w:tcW w:type="dxa" w:w="2000"/>
             <w:tcMar>
               <w:top w:type="dxa" w:w="90"/>
               <w:left w:type="dxa" w:w="120"/>
@@ -3466,7 +3232,7 @@
         </w:trPr>
         <w:tc>
           <w:tcPr>
-            <w:tcW w:type="dxa" w:w="3360"/>
+            <w:tcW w:type="dxa" w:w="2960"/>
             <w:shd w:fill="F2F2F2" w:color="auto" w:val="clear"/>
             <w:tcMar>
               <w:top w:type="dxa" w:w="90"/>
@@ -3510,7 +3276,7 @@
         </w:tc>
         <w:tc>
           <w:tcPr>
-            <w:tcW w:type="dxa" w:w="2300"/>
+            <w:tcW w:type="dxa" w:w="1000"/>
             <w:shd w:fill="F2F2F2" w:color="auto" w:val="clear"/>
             <w:tcMar>
               <w:top w:type="dxa" w:w="90"/>
@@ -3532,7 +3298,7 @@
         </w:tc>
         <w:tc>
           <w:tcPr>
-            <w:tcW w:type="dxa" w:w="2300"/>
+            <w:tcW w:type="dxa" w:w="2000"/>
             <w:shd w:fill="F2F2F2" w:color="auto" w:val="clear"/>
             <w:tcMar>
               <w:top w:type="dxa" w:w="90"/>
@@ -3552,77 +3318,10 @@
             </w:r>
           </w:p>
         </w:tc>
-      </w:tr>
-      <w:tr>
-        <w:trPr>
-          <w:cantSplit/>
-        </w:trPr>
-        <w:tc>
-          <w:tcPr>
-            <w:tcW w:type="dxa" w:w="3360"/>
-            <w:tcMar>
-              <w:top w:type="dxa" w:w="90"/>
-              <w:left w:type="dxa" w:w="120"/>
-              <w:bottom w:type="dxa" w:w="90"/>
-              <w:right w:type="dxa" w:w="120"/>
-            </w:tcMar>
-          </w:tcPr>
-          <w:p>
-            <w:r>
-              <w:rPr>
-                <w:color w:val="000000"/>
-                <w:sz w:val="19"/>
-                <w:szCs w:val="19"/>
-              </w:rPr>
-              <w:t xml:space="preserve">100-year: hit rate, false-alarm ratio, CSI</w:t>
-            </w:r>
-          </w:p>
-        </w:tc>
-        <w:tc>
-          <w:tcPr>
-            <w:tcW w:type="dxa" w:w="1400"/>
-            <w:tcMar>
-              <w:top w:type="dxa" w:w="90"/>
-              <w:left w:type="dxa" w:w="120"/>
-              <w:bottom w:type="dxa" w:w="90"/>
-              <w:right w:type="dxa" w:w="120"/>
-            </w:tcMar>
-          </w:tcPr>
-          <w:p>
-            <w:r>
-              <w:rPr>
-                <w:color w:val="767171"/>
-                <w:sz w:val="19"/>
-                <w:szCs w:val="19"/>
-              </w:rPr>
-              <w:t xml:space="preserve"> </w:t>
-            </w:r>
-          </w:p>
-        </w:tc>
-        <w:tc>
-          <w:tcPr>
-            <w:tcW w:type="dxa" w:w="2300"/>
-            <w:tcMar>
-              <w:top w:type="dxa" w:w="90"/>
-              <w:left w:type="dxa" w:w="120"/>
-              <w:bottom w:type="dxa" w:w="90"/>
-              <w:right w:type="dxa" w:w="120"/>
-            </w:tcMar>
-          </w:tcPr>
-          <w:p>
-            <w:r>
-              <w:rPr>
-                <w:color w:val="767171"/>
-                <w:sz w:val="19"/>
-                <w:szCs w:val="19"/>
-              </w:rPr>
-              <w:t xml:space="preserve"> </w:t>
-            </w:r>
-          </w:p>
-        </w:tc>
-        <w:tc>
-          <w:tcPr>
-            <w:tcW w:type="dxa" w:w="2300"/>
+        <w:tc>
+          <w:tcPr>
+            <w:tcW w:type="dxa" w:w="2000"/>
+            <w:shd w:fill="F2F2F2" w:color="auto" w:val="clear"/>
             <w:tcMar>
               <w:top w:type="dxa" w:w="90"/>
               <w:left w:type="dxa" w:w="120"/>
@@ -3656,23 +3355,7 @@
           <w:sz w:val="19"/>
           <w:szCs w:val="19"/>
         </w:rPr>
-        <w:t xml:space="preserve">Table 4. Check values at threshold 2,000.</w:t>
-      </w:r>
-    </w:p>
-    <w:p>
-      <w:pPr>
-        <w:pStyle w:val="Heading1"/>
-        <w:spacing w:after="80" w:before="280"/>
-      </w:pPr>
-      <w:r>
-        <w:rPr>
-          <w:b/>
-          <w:bCs/>
-          <w:color w:val="1F3864"/>
-          <w:sz w:val="28"/>
-          <w:szCs w:val="28"/>
-        </w:rPr>
-        <w:t xml:space="preserve">6.  Where HAND Is Wrong</w:t>
+        <w:t xml:space="preserve">Table 3. The five FEMA floods, from Floods_Buildings.</w:t>
       </w:r>
     </w:p>
     <w:p>
@@ -3687,22 +3370,7 @@
           <w:sz w:val="19"/>
           <w:szCs w:val="19"/>
         </w:rPr>
-        <w:t xml:space="preserve">Rubric: two places where HAND and FEMA disagree, each with coordinates, a cropped figure and the reason, and what the 0.47 m between the lidar’s river surface and FEMA’s streambed does to every flood (2 points). A general paragraph about HAND earns nothing here.</w:t>
-      </w:r>
-    </w:p>
-    <w:p>
-      <w:pPr>
-        <w:spacing w:after="160" w:before="60"/>
-      </w:pPr>
-      <w:r>
-        <w:rPr>
-          <w:i/>
-          <w:iCs/>
-          <w:color w:val="767171"/>
-          <w:sz w:val="19"/>
-          <w:szCs w:val="19"/>
-        </w:rPr>
-        <w:t xml:space="preserve">A crop of your 100-year flood with FEMA’s outline, the coordinates labeled.</w:t>
+        <w:t xml:space="preserve">A capture of the attribute table with H_CM, Shape_Area and Join_Count showing for all five rows.</w:t>
       </w:r>
     </w:p>
     <w:tbl>
@@ -3763,7 +3431,23 @@
           <w:sz w:val="19"/>
           <w:szCs w:val="19"/>
         </w:rPr>
-        <w:t xml:space="preserve">Figure 3. Place 1, where HAND and FEMA disagree, close up.</w:t>
+        <w:t xml:space="preserve">Figure 3. The Floods_Buildings attribute table.</w:t>
+      </w:r>
+    </w:p>
+    <w:p>
+      <w:pPr>
+        <w:pStyle w:val="Heading1"/>
+        <w:spacing w:after="80" w:before="280"/>
+      </w:pPr>
+      <w:r>
+        <w:rPr>
+          <w:b/>
+          <w:bCs/>
+          <w:color w:val="1F3864"/>
+          <w:sz w:val="28"/>
+          <w:szCs w:val="28"/>
+        </w:rPr>
+        <w:t xml:space="preserve">5.  Your Own Flood</w:t>
       </w:r>
     </w:p>
     <w:p>
@@ -3778,7 +3462,427 @@
           <w:sz w:val="19"/>
           <w:szCs w:val="19"/>
         </w:rPr>
-        <w:t xml:space="preserve">A second place, with a different reason if you can find one.</w:t>
+        <w:t xml:space="preserve">Rubric: your BYU ID’s last two digits, Q, the rating row you used, h, and the flood’s area and building count, matching a run at your flow (4 points). The grader checks every number against a run at your flow, so they have to come from your own Step 1 lookup and your own Step 7 run.</w:t>
+      </w:r>
+    </w:p>
+    <w:p>
+      <w:pPr>
+        <w:spacing w:after="260" w:before="0"/>
+      </w:pPr>
+      <w:r>
+        <w:rPr>
+          <w:i/>
+          <w:iCs/>
+          <w:color w:val="767171"/>
+          <w:highlight w:val="yellow"/>
+        </w:rPr>
+        <w:t xml:space="preserve">[Add your content here.]</w:t>
+      </w:r>
+    </w:p>
+    <w:tbl>
+      <w:tblPr>
+        <w:tblW w:type="dxa" w:w="9360"/>
+        <w:tblBorders>
+          <w:top w:val="single" w:color="auto" w:sz="4"/>
+          <w:left w:val="single" w:color="auto" w:sz="4"/>
+          <w:bottom w:val="single" w:color="auto" w:sz="4"/>
+          <w:right w:val="single" w:color="auto" w:sz="4"/>
+          <w:insideH w:val="single" w:color="auto" w:sz="4"/>
+          <w:insideV w:val="single" w:color="auto" w:sz="4"/>
+        </w:tblBorders>
+      </w:tblPr>
+      <w:tblGrid>
+        <w:gridCol w:w="5360"/>
+        <w:gridCol w:w="4000"/>
+      </w:tblGrid>
+      <w:tr>
+        <w:trPr>
+          <w:cantSplit/>
+          <w:tblHeader/>
+        </w:trPr>
+        <w:tc>
+          <w:tcPr>
+            <w:tcW w:type="dxa" w:w="5360"/>
+            <w:shd w:fill="D9E2F3" w:color="auto" w:val="clear"/>
+            <w:tcMar>
+              <w:top w:type="dxa" w:w="90"/>
+              <w:left w:type="dxa" w:w="120"/>
+              <w:bottom w:type="dxa" w:w="90"/>
+              <w:right w:type="dxa" w:w="120"/>
+            </w:tcMar>
+          </w:tcPr>
+          <w:p>
+            <w:r>
+              <w:rPr>
+                <w:b/>
+                <w:bCs/>
+                <w:color w:val="1F3864"/>
+                <w:sz w:val="19"/>
+                <w:szCs w:val="19"/>
+              </w:rPr>
+              <w:t xml:space="preserve">Item</w:t>
+            </w:r>
+          </w:p>
+        </w:tc>
+        <w:tc>
+          <w:tcPr>
+            <w:tcW w:type="dxa" w:w="4000"/>
+            <w:shd w:fill="D9E2F3" w:color="auto" w:val="clear"/>
+            <w:tcMar>
+              <w:top w:type="dxa" w:w="90"/>
+              <w:left w:type="dxa" w:w="120"/>
+              <w:bottom w:type="dxa" w:w="90"/>
+              <w:right w:type="dxa" w:w="120"/>
+            </w:tcMar>
+          </w:tcPr>
+          <w:p>
+            <w:r>
+              <w:rPr>
+                <w:b/>
+                <w:bCs/>
+                <w:color w:val="1F3864"/>
+                <w:sz w:val="19"/>
+                <w:szCs w:val="19"/>
+              </w:rPr>
+              <w:t xml:space="preserve">Value</w:t>
+            </w:r>
+          </w:p>
+        </w:tc>
+      </w:tr>
+      <w:tr>
+        <w:trPr>
+          <w:cantSplit/>
+        </w:trPr>
+        <w:tc>
+          <w:tcPr>
+            <w:tcW w:type="dxa" w:w="5360"/>
+            <w:tcMar>
+              <w:top w:type="dxa" w:w="90"/>
+              <w:left w:type="dxa" w:w="120"/>
+              <w:bottom w:type="dxa" w:w="90"/>
+              <w:right w:type="dxa" w:w="120"/>
+            </w:tcMar>
+          </w:tcPr>
+          <w:p>
+            <w:r>
+              <w:rPr>
+                <w:color w:val="000000"/>
+                <w:sz w:val="19"/>
+                <w:szCs w:val="19"/>
+              </w:rPr>
+              <w:t xml:space="preserve">Q = 900 + 12 × (last two digits) (ft³/s)</w:t>
+            </w:r>
+          </w:p>
+        </w:tc>
+        <w:tc>
+          <w:tcPr>
+            <w:tcW w:type="dxa" w:w="4000"/>
+            <w:tcMar>
+              <w:top w:type="dxa" w:w="90"/>
+              <w:left w:type="dxa" w:w="120"/>
+              <w:bottom w:type="dxa" w:w="90"/>
+              <w:right w:type="dxa" w:w="120"/>
+            </w:tcMar>
+          </w:tcPr>
+          <w:p>
+            <w:r>
+              <w:rPr>
+                <w:color w:val="767171"/>
+                <w:sz w:val="19"/>
+                <w:szCs w:val="19"/>
+              </w:rPr>
+              <w:t xml:space="preserve"> </w:t>
+            </w:r>
+          </w:p>
+        </w:tc>
+      </w:tr>
+      <w:tr>
+        <w:trPr>
+          <w:cantSplit/>
+        </w:trPr>
+        <w:tc>
+          <w:tcPr>
+            <w:tcW w:type="dxa" w:w="5360"/>
+            <w:shd w:fill="F2F2F2" w:color="auto" w:val="clear"/>
+            <w:tcMar>
+              <w:top w:type="dxa" w:w="90"/>
+              <w:left w:type="dxa" w:w="120"/>
+              <w:bottom w:type="dxa" w:w="90"/>
+              <w:right w:type="dxa" w:w="120"/>
+            </w:tcMar>
+          </w:tcPr>
+          <w:p>
+            <w:r>
+              <w:rPr>
+                <w:color w:val="000000"/>
+                <w:sz w:val="19"/>
+                <w:szCs w:val="19"/>
+              </w:rPr>
+              <w:t xml:space="preserve">First rating row at or above Q (gage height ft, discharge ft³/s)</w:t>
+            </w:r>
+          </w:p>
+        </w:tc>
+        <w:tc>
+          <w:tcPr>
+            <w:tcW w:type="dxa" w:w="4000"/>
+            <w:shd w:fill="F2F2F2" w:color="auto" w:val="clear"/>
+            <w:tcMar>
+              <w:top w:type="dxa" w:w="90"/>
+              <w:left w:type="dxa" w:w="120"/>
+              <w:bottom w:type="dxa" w:w="90"/>
+              <w:right w:type="dxa" w:w="120"/>
+            </w:tcMar>
+          </w:tcPr>
+          <w:p>
+            <w:r>
+              <w:rPr>
+                <w:color w:val="767171"/>
+                <w:sz w:val="19"/>
+                <w:szCs w:val="19"/>
+              </w:rPr>
+              <w:t xml:space="preserve"> </w:t>
+            </w:r>
+          </w:p>
+        </w:tc>
+      </w:tr>
+      <w:tr>
+        <w:trPr>
+          <w:cantSplit/>
+        </w:trPr>
+        <w:tc>
+          <w:tcPr>
+            <w:tcW w:type="dxa" w:w="5360"/>
+            <w:tcMar>
+              <w:top w:type="dxa" w:w="90"/>
+              <w:left w:type="dxa" w:w="120"/>
+              <w:bottom w:type="dxa" w:w="90"/>
+              <w:right w:type="dxa" w:w="120"/>
+            </w:tcMar>
+          </w:tcPr>
+          <w:p>
+            <w:r>
+              <w:rPr>
+                <w:color w:val="000000"/>
+                <w:sz w:val="19"/>
+                <w:szCs w:val="19"/>
+              </w:rPr>
+              <w:t xml:space="preserve">h = (gage height − 3.20) × 0.3048 (m, to the millimeter)</w:t>
+            </w:r>
+          </w:p>
+        </w:tc>
+        <w:tc>
+          <w:tcPr>
+            <w:tcW w:type="dxa" w:w="4000"/>
+            <w:tcMar>
+              <w:top w:type="dxa" w:w="90"/>
+              <w:left w:type="dxa" w:w="120"/>
+              <w:bottom w:type="dxa" w:w="90"/>
+              <w:right w:type="dxa" w:w="120"/>
+            </w:tcMar>
+          </w:tcPr>
+          <w:p>
+            <w:r>
+              <w:rPr>
+                <w:color w:val="767171"/>
+                <w:sz w:val="19"/>
+                <w:szCs w:val="19"/>
+              </w:rPr>
+              <w:t xml:space="preserve"> </w:t>
+            </w:r>
+          </w:p>
+        </w:tc>
+      </w:tr>
+      <w:tr>
+        <w:trPr>
+          <w:cantSplit/>
+        </w:trPr>
+        <w:tc>
+          <w:tcPr>
+            <w:tcW w:type="dxa" w:w="5360"/>
+            <w:shd w:fill="F2F2F2" w:color="auto" w:val="clear"/>
+            <w:tcMar>
+              <w:top w:type="dxa" w:w="90"/>
+              <w:left w:type="dxa" w:w="120"/>
+              <w:bottom w:type="dxa" w:w="90"/>
+              <w:right w:type="dxa" w:w="120"/>
+            </w:tcMar>
+          </w:tcPr>
+          <w:p>
+            <w:r>
+              <w:rPr>
+                <w:color w:val="000000"/>
+                <w:sz w:val="19"/>
+                <w:szCs w:val="19"/>
+              </w:rPr>
+              <w:t xml:space="preserve">Area of flood_mine (km², from Shape_Area)</w:t>
+            </w:r>
+          </w:p>
+        </w:tc>
+        <w:tc>
+          <w:tcPr>
+            <w:tcW w:type="dxa" w:w="4000"/>
+            <w:shd w:fill="F2F2F2" w:color="auto" w:val="clear"/>
+            <w:tcMar>
+              <w:top w:type="dxa" w:w="90"/>
+              <w:left w:type="dxa" w:w="120"/>
+              <w:bottom w:type="dxa" w:w="90"/>
+              <w:right w:type="dxa" w:w="120"/>
+            </w:tcMar>
+          </w:tcPr>
+          <w:p>
+            <w:r>
+              <w:rPr>
+                <w:color w:val="767171"/>
+                <w:sz w:val="19"/>
+                <w:szCs w:val="19"/>
+              </w:rPr>
+              <w:t xml:space="preserve"> </w:t>
+            </w:r>
+          </w:p>
+        </w:tc>
+      </w:tr>
+      <w:tr>
+        <w:trPr>
+          <w:cantSplit/>
+        </w:trPr>
+        <w:tc>
+          <w:tcPr>
+            <w:tcW w:type="dxa" w:w="5360"/>
+            <w:tcMar>
+              <w:top w:type="dxa" w:w="90"/>
+              <w:left w:type="dxa" w:w="120"/>
+              <w:bottom w:type="dxa" w:w="90"/>
+              <w:right w:type="dxa" w:w="120"/>
+            </w:tcMar>
+          </w:tcPr>
+          <w:p>
+            <w:r>
+              <w:rPr>
+                <w:color w:val="000000"/>
+                <w:sz w:val="19"/>
+                <w:szCs w:val="19"/>
+              </w:rPr>
+              <w:t xml:space="preserve">Buildings reached (Join_Count)</w:t>
+            </w:r>
+          </w:p>
+        </w:tc>
+        <w:tc>
+          <w:tcPr>
+            <w:tcW w:type="dxa" w:w="4000"/>
+            <w:tcMar>
+              <w:top w:type="dxa" w:w="90"/>
+              <w:left w:type="dxa" w:w="120"/>
+              <w:bottom w:type="dxa" w:w="90"/>
+              <w:right w:type="dxa" w:w="120"/>
+            </w:tcMar>
+          </w:tcPr>
+          <w:p>
+            <w:r>
+              <w:rPr>
+                <w:color w:val="767171"/>
+                <w:sz w:val="19"/>
+                <w:szCs w:val="19"/>
+              </w:rPr>
+              <w:t xml:space="preserve"> </w:t>
+            </w:r>
+          </w:p>
+        </w:tc>
+      </w:tr>
+      <w:tr>
+        <w:trPr>
+          <w:cantSplit/>
+        </w:trPr>
+        <w:tc>
+          <w:tcPr>
+            <w:tcW w:type="dxa" w:w="5360"/>
+            <w:shd w:fill="F2F2F2" w:color="auto" w:val="clear"/>
+            <w:tcMar>
+              <w:top w:type="dxa" w:w="90"/>
+              <w:left w:type="dxa" w:w="120"/>
+              <w:bottom w:type="dxa" w:w="90"/>
+              <w:right w:type="dxa" w:w="120"/>
+            </w:tcMar>
+          </w:tcPr>
+          <w:p>
+            <w:r>
+              <w:rPr>
+                <w:color w:val="000000"/>
+                <w:sz w:val="19"/>
+                <w:szCs w:val="19"/>
+              </w:rPr>
+              <w:t xml:space="preserve">Where this sits among FEMA’s return periods</w:t>
+            </w:r>
+          </w:p>
+        </w:tc>
+        <w:tc>
+          <w:tcPr>
+            <w:tcW w:type="dxa" w:w="4000"/>
+            <w:shd w:fill="F2F2F2" w:color="auto" w:val="clear"/>
+            <w:tcMar>
+              <w:top w:type="dxa" w:w="90"/>
+              <w:left w:type="dxa" w:w="120"/>
+              <w:bottom w:type="dxa" w:w="90"/>
+              <w:right w:type="dxa" w:w="120"/>
+            </w:tcMar>
+          </w:tcPr>
+          <w:p>
+            <w:r>
+              <w:rPr>
+                <w:color w:val="767171"/>
+                <w:sz w:val="19"/>
+                <w:szCs w:val="19"/>
+              </w:rPr>
+              <w:t xml:space="preserve"> </w:t>
+            </w:r>
+          </w:p>
+        </w:tc>
+      </w:tr>
+    </w:tbl>
+    <w:p>
+      <w:pPr>
+        <w:pStyle w:val="Caption"/>
+        <w:spacing w:after="240" w:before="100"/>
+      </w:pPr>
+      <w:r>
+        <w:rPr>
+          <w:b/>
+          <w:bCs/>
+          <w:color w:val="1F3864"/>
+          <w:sz w:val="19"/>
+          <w:szCs w:val="19"/>
+        </w:rPr>
+        <w:t xml:space="preserve">Table 4. My own flood. My BYU ID ends in __.</w:t>
+      </w:r>
+    </w:p>
+    <w:p>
+      <w:pPr>
+        <w:pStyle w:val="Heading1"/>
+        <w:spacing w:after="80" w:before="280"/>
+      </w:pPr>
+      <w:r>
+        <w:rPr>
+          <w:b/>
+          <w:bCs/>
+          <w:color w:val="1F3864"/>
+          <w:sz w:val="28"/>
+          <w:szCs w:val="28"/>
+        </w:rPr>
+        <w:t xml:space="preserve">6.  Evidence the Models Ran</w:t>
+      </w:r>
+    </w:p>
+    <w:p>
+      <w:pPr>
+        <w:spacing w:after="160" w:before="60"/>
+      </w:pPr>
+      <w:r>
+        <w:rPr>
+          <w:i/>
+          <w:iCs/>
+          <w:color w:val="767171"/>
+          <w:sz w:val="19"/>
+          <w:szCs w:val="19"/>
+        </w:rPr>
+        <w:t xml:space="preserve">Rubric: a screen capture of the Geoprocessing History pane (Analysis tab ▸ History) with the Flood Loop run and the three Step 7 tools expanded so their parameters and run times show (3 points).</w:t>
       </w:r>
     </w:p>
     <w:tbl>
@@ -3839,7 +3943,7 @@
           <w:sz w:val="19"/>
           <w:szCs w:val="19"/>
         </w:rPr>
-        <w:t xml:space="preserve">Figure 4. Place 2, close up.</w:t>
+        <w:t xml:space="preserve">Figure 4. Geoprocessing History, showing the Flood Loop run and the three tools of Step 7.</w:t>
       </w:r>
     </w:p>
     <w:p>
@@ -3860,7 +3964,7 @@
           <w:sz w:val="28"/>
           <w:szCs w:val="28"/>
         </w:rPr>
-        <w:t xml:space="preserve">7.  Testing the Threshold</w:t>
+        <w:t xml:space="preserve">7.  HAND Against FEMA</w:t>
       </w:r>
     </w:p>
     <w:p>
@@ -3875,856 +3979,64 @@
           <w:sz w:val="19"/>
           <w:szCs w:val="19"/>
         </w:rPr>
-        <w:t xml:space="preserve">Rubric: one table with the baseline, the three threshold runs and your design flood, with your BYU ID’s last two digits, Q, gage height and h, giving river cells, areas and building counts (4 points).</w:t>
-      </w:r>
-    </w:p>
-    <w:p>
-      <w:pPr>
-        <w:spacing w:after="260" w:before="0"/>
+        <w:t xml:space="preserve">Rubric: one or two sentences on what the hit rate (0.548), false-alarm ratio (0.425) and CSI (0.390) say about the two maps, and one place where HAND and FEMA disagree, with coordinates, a cropped figure and the reason (3 points). A general paragraph about HAND earns nothing here; name the place.</w:t>
+      </w:r>
+    </w:p>
+    <w:p>
+      <w:pPr>
+        <w:spacing w:after="160" w:before="60"/>
       </w:pPr>
       <w:r>
         <w:rPr>
           <w:i/>
           <w:iCs/>
           <w:color w:val="767171"/>
-          <w:highlight w:val="yellow"/>
+          <w:sz w:val="19"/>
+          <w:szCs w:val="19"/>
         </w:rPr>
-        <w:t xml:space="preserve">[Add your content here.]</w:t>
+        <w:t xml:space="preserve">A crop of your 100-year flood with FEMA’s outline, the coordinates labeled, and a sentence under it saying which kind of disagreement it is and why.</w:t>
       </w:r>
     </w:p>
     <w:tbl>
       <w:tblPr>
         <w:tblW w:type="dxa" w:w="9360"/>
         <w:tblBorders>
-          <w:top w:val="single" w:color="auto" w:sz="4"/>
-          <w:left w:val="single" w:color="auto" w:sz="4"/>
-          <w:bottom w:val="single" w:color="auto" w:sz="4"/>
-          <w:right w:val="single" w:color="auto" w:sz="4"/>
-          <w:insideH w:val="single" w:color="auto" w:sz="4"/>
-          <w:insideV w:val="single" w:color="auto" w:sz="4"/>
+          <w:top w:val="dashed" w:color="BFBFBF" w:sz="6"/>
+          <w:left w:val="dashed" w:color="BFBFBF" w:sz="6"/>
+          <w:bottom w:val="dashed" w:color="BFBFBF" w:sz="6"/>
+          <w:right w:val="dashed" w:color="BFBFBF" w:sz="6"/>
+          <w:insideH w:val="dashed" w:color="BFBFBF" w:sz="6"/>
+          <w:insideV w:val="dashed" w:color="BFBFBF" w:sz="6"/>
         </w:tblBorders>
       </w:tblPr>
       <w:tblGrid>
-        <w:gridCol w:w="1500"/>
-        <w:gridCol w:w="1300"/>
-        <w:gridCol w:w="1300"/>
-        <w:gridCol w:w="2000"/>
-        <w:gridCol w:w="2000"/>
-        <w:gridCol w:w="1260"/>
+        <w:gridCol w:w="9360"/>
       </w:tblGrid>
       <w:tr>
         <w:trPr>
           <w:cantSplit/>
-          <w:tblHeader/>
+          <w:trHeight w:val="4320" w:hRule="atLeast"/>
         </w:trPr>
         <w:tc>
           <w:tcPr>
-            <w:tcW w:type="dxa" w:w="1500"/>
-            <w:shd w:fill="D9E2F3" w:color="auto" w:val="clear"/>
-            <w:tcMar>
-              <w:top w:type="dxa" w:w="90"/>
-              <w:left w:type="dxa" w:w="120"/>
-              <w:bottom w:type="dxa" w:w="90"/>
-              <w:right w:type="dxa" w:w="120"/>
-            </w:tcMar>
-          </w:tcPr>
-          <w:p>
-            <w:r>
-              <w:rPr>
-                <w:b/>
-                <w:bCs/>
-                <w:color w:val="1F3864"/>
-                <w:sz w:val="19"/>
-                <w:szCs w:val="19"/>
-              </w:rPr>
-              <w:t xml:space="preserve">Run</w:t>
-            </w:r>
-          </w:p>
-        </w:tc>
-        <w:tc>
-          <w:tcPr>
-            <w:tcW w:type="dxa" w:w="1300"/>
-            <w:shd w:fill="D9E2F3" w:color="auto" w:val="clear"/>
-            <w:tcMar>
-              <w:top w:type="dxa" w:w="90"/>
-              <w:left w:type="dxa" w:w="120"/>
-              <w:bottom w:type="dxa" w:w="90"/>
-              <w:right w:type="dxa" w:w="120"/>
-            </w:tcMar>
-          </w:tcPr>
-          <w:p>
-            <w:r>
-              <w:rPr>
-                <w:b/>
-                <w:bCs/>
-                <w:color w:val="1F3864"/>
-                <w:sz w:val="19"/>
-                <w:szCs w:val="19"/>
-              </w:rPr>
-              <w:t xml:space="preserve">Threshold (cells)</w:t>
-            </w:r>
-          </w:p>
-        </w:tc>
-        <w:tc>
-          <w:tcPr>
-            <w:tcW w:type="dxa" w:w="1300"/>
-            <w:shd w:fill="D9E2F3" w:color="auto" w:val="clear"/>
-            <w:tcMar>
-              <w:top w:type="dxa" w:w="90"/>
-              <w:left w:type="dxa" w:w="120"/>
-              <w:bottom w:type="dxa" w:w="90"/>
-              <w:right w:type="dxa" w:w="120"/>
-            </w:tcMar>
-          </w:tcPr>
-          <w:p>
-            <w:r>
-              <w:rPr>
-                <w:b/>
-                <w:bCs/>
-                <w:color w:val="1F3864"/>
-                <w:sz w:val="19"/>
-                <w:szCs w:val="19"/>
-              </w:rPr>
-              <w:t xml:space="preserve">River_Cells</w:t>
-            </w:r>
-          </w:p>
-        </w:tc>
-        <w:tc>
-          <w:tcPr>
-            <w:tcW w:type="dxa" w:w="2000"/>
-            <w:shd w:fill="D9E2F3" w:color="auto" w:val="clear"/>
-            <w:tcMar>
-              <w:top w:type="dxa" w:w="90"/>
-              <w:left w:type="dxa" w:w="120"/>
-              <w:bottom w:type="dxa" w:w="90"/>
-              <w:right w:type="dxa" w:w="120"/>
-            </w:tcMar>
-          </w:tcPr>
-          <w:p>
-            <w:r>
-              <w:rPr>
-                <w:b/>
-                <w:bCs/>
-                <w:color w:val="1F3864"/>
-                <w:sz w:val="19"/>
-                <w:szCs w:val="19"/>
-              </w:rPr>
-              <w:t xml:space="preserve">10-yr km² / buildings</w:t>
-            </w:r>
-          </w:p>
-        </w:tc>
-        <w:tc>
-          <w:tcPr>
-            <w:tcW w:type="dxa" w:w="2000"/>
-            <w:shd w:fill="D9E2F3" w:color="auto" w:val="clear"/>
-            <w:tcMar>
-              <w:top w:type="dxa" w:w="90"/>
-              <w:left w:type="dxa" w:w="120"/>
-              <w:bottom w:type="dxa" w:w="90"/>
-              <w:right w:type="dxa" w:w="120"/>
-            </w:tcMar>
-          </w:tcPr>
-          <w:p>
-            <w:r>
-              <w:rPr>
-                <w:b/>
-                <w:bCs/>
-                <w:color w:val="1F3864"/>
-                <w:sz w:val="19"/>
-                <w:szCs w:val="19"/>
-              </w:rPr>
-              <w:t xml:space="preserve">100-yr km² / buildings</w:t>
-            </w:r>
-          </w:p>
-        </w:tc>
-        <w:tc>
-          <w:tcPr>
-            <w:tcW w:type="dxa" w:w="1260"/>
-            <w:shd w:fill="D9E2F3" w:color="auto" w:val="clear"/>
-            <w:tcMar>
-              <w:top w:type="dxa" w:w="90"/>
-              <w:left w:type="dxa" w:w="120"/>
-              <w:bottom w:type="dxa" w:w="90"/>
-              <w:right w:type="dxa" w:w="120"/>
-            </w:tcMar>
-          </w:tcPr>
-          <w:p>
-            <w:r>
-              <w:rPr>
-                <w:b/>
-                <w:bCs/>
-                <w:color w:val="1F3864"/>
-                <w:sz w:val="19"/>
-                <w:szCs w:val="19"/>
-              </w:rPr>
-              <w:t xml:space="preserve">100-yr CSI</w:t>
-            </w:r>
-          </w:p>
-        </w:tc>
-      </w:tr>
-      <w:tr>
-        <w:trPr>
-          <w:cantSplit/>
-        </w:trPr>
-        <w:tc>
-          <w:tcPr>
-            <w:tcW w:type="dxa" w:w="1500"/>
-            <w:tcMar>
-              <w:top w:type="dxa" w:w="90"/>
-              <w:left w:type="dxa" w:w="120"/>
-              <w:bottom w:type="dxa" w:w="90"/>
-              <w:right w:type="dxa" w:w="120"/>
-            </w:tcMar>
-          </w:tcPr>
-          <w:p>
-            <w:r>
-              <w:rPr>
-                <w:color w:val="000000"/>
-                <w:sz w:val="19"/>
-                <w:szCs w:val="19"/>
-              </w:rPr>
-              <w:t xml:space="preserve">Baseline</w:t>
-            </w:r>
-          </w:p>
-        </w:tc>
-        <w:tc>
-          <w:tcPr>
-            <w:tcW w:type="dxa" w:w="1300"/>
-            <w:tcMar>
-              <w:top w:type="dxa" w:w="90"/>
-              <w:left w:type="dxa" w:w="120"/>
-              <w:bottom w:type="dxa" w:w="90"/>
-              <w:right w:type="dxa" w:w="120"/>
-            </w:tcMar>
-          </w:tcPr>
-          <w:p>
-            <w:r>
-              <w:rPr>
-                <w:color w:val="000000"/>
-                <w:sz w:val="19"/>
-                <w:szCs w:val="19"/>
-              </w:rPr>
-              <w:t xml:space="preserve">2,000</w:t>
-            </w:r>
-          </w:p>
-        </w:tc>
-        <w:tc>
-          <w:tcPr>
-            <w:tcW w:type="dxa" w:w="1300"/>
-            <w:tcMar>
-              <w:top w:type="dxa" w:w="90"/>
-              <w:left w:type="dxa" w:w="120"/>
-              <w:bottom w:type="dxa" w:w="90"/>
-              <w:right w:type="dxa" w:w="120"/>
-            </w:tcMar>
-          </w:tcPr>
-          <w:p>
-            <w:r>
-              <w:rPr>
-                <w:color w:val="767171"/>
-                <w:sz w:val="19"/>
-                <w:szCs w:val="19"/>
-              </w:rPr>
-              <w:t xml:space="preserve"> </w:t>
-            </w:r>
-          </w:p>
-        </w:tc>
-        <w:tc>
-          <w:tcPr>
-            <w:tcW w:type="dxa" w:w="2000"/>
-            <w:tcMar>
-              <w:top w:type="dxa" w:w="90"/>
-              <w:left w:type="dxa" w:w="120"/>
-              <w:bottom w:type="dxa" w:w="90"/>
-              <w:right w:type="dxa" w:w="120"/>
-            </w:tcMar>
-          </w:tcPr>
-          <w:p>
-            <w:r>
-              <w:rPr>
-                <w:color w:val="767171"/>
-                <w:sz w:val="19"/>
-                <w:szCs w:val="19"/>
-              </w:rPr>
-              <w:t xml:space="preserve"> </w:t>
-            </w:r>
-          </w:p>
-        </w:tc>
-        <w:tc>
-          <w:tcPr>
-            <w:tcW w:type="dxa" w:w="2000"/>
-            <w:tcMar>
-              <w:top w:type="dxa" w:w="90"/>
-              <w:left w:type="dxa" w:w="120"/>
-              <w:bottom w:type="dxa" w:w="90"/>
-              <w:right w:type="dxa" w:w="120"/>
-            </w:tcMar>
-          </w:tcPr>
-          <w:p>
-            <w:r>
-              <w:rPr>
-                <w:color w:val="767171"/>
-                <w:sz w:val="19"/>
-                <w:szCs w:val="19"/>
-              </w:rPr>
-              <w:t xml:space="preserve"> </w:t>
-            </w:r>
-          </w:p>
-        </w:tc>
-        <w:tc>
-          <w:tcPr>
-            <w:tcW w:type="dxa" w:w="1260"/>
-            <w:tcMar>
-              <w:top w:type="dxa" w:w="90"/>
-              <w:left w:type="dxa" w:w="120"/>
-              <w:bottom w:type="dxa" w:w="90"/>
-              <w:right w:type="dxa" w:w="120"/>
-            </w:tcMar>
-          </w:tcPr>
-          <w:p>
-            <w:r>
-              <w:rPr>
-                <w:color w:val="767171"/>
-                <w:sz w:val="19"/>
-                <w:szCs w:val="19"/>
-              </w:rPr>
-              <w:t xml:space="preserve"> </w:t>
-            </w:r>
-          </w:p>
-        </w:tc>
-      </w:tr>
-      <w:tr>
-        <w:trPr>
-          <w:cantSplit/>
-        </w:trPr>
-        <w:tc>
-          <w:tcPr>
-            <w:tcW w:type="dxa" w:w="1500"/>
-            <w:shd w:fill="F2F2F2" w:color="auto" w:val="clear"/>
-            <w:tcMar>
-              <w:top w:type="dxa" w:w="90"/>
-              <w:left w:type="dxa" w:w="120"/>
-              <w:bottom w:type="dxa" w:w="90"/>
-              <w:right w:type="dxa" w:w="120"/>
-            </w:tcMar>
-          </w:tcPr>
-          <w:p>
-            <w:r>
-              <w:rPr>
-                <w:color w:val="000000"/>
-                <w:sz w:val="19"/>
-                <w:szCs w:val="19"/>
-              </w:rPr>
-              <w:t xml:space="preserve">Run 1</w:t>
-            </w:r>
-          </w:p>
-        </w:tc>
-        <w:tc>
-          <w:tcPr>
-            <w:tcW w:type="dxa" w:w="1300"/>
-            <w:shd w:fill="F2F2F2" w:color="auto" w:val="clear"/>
-            <w:tcMar>
-              <w:top w:type="dxa" w:w="90"/>
-              <w:left w:type="dxa" w:w="120"/>
-              <w:bottom w:type="dxa" w:w="90"/>
-              <w:right w:type="dxa" w:w="120"/>
-            </w:tcMar>
-          </w:tcPr>
-          <w:p>
-            <w:r>
-              <w:rPr>
-                <w:color w:val="000000"/>
-                <w:sz w:val="19"/>
-                <w:szCs w:val="19"/>
-              </w:rPr>
-              <w:t xml:space="preserve">400</w:t>
-            </w:r>
-          </w:p>
-        </w:tc>
-        <w:tc>
-          <w:tcPr>
-            <w:tcW w:type="dxa" w:w="1300"/>
-            <w:shd w:fill="F2F2F2" w:color="auto" w:val="clear"/>
-            <w:tcMar>
-              <w:top w:type="dxa" w:w="90"/>
-              <w:left w:type="dxa" w:w="120"/>
-              <w:bottom w:type="dxa" w:w="90"/>
-              <w:right w:type="dxa" w:w="120"/>
-            </w:tcMar>
-          </w:tcPr>
-          <w:p>
-            <w:r>
-              <w:rPr>
-                <w:color w:val="767171"/>
-                <w:sz w:val="19"/>
-                <w:szCs w:val="19"/>
-              </w:rPr>
-              <w:t xml:space="preserve"> </w:t>
-            </w:r>
-          </w:p>
-        </w:tc>
-        <w:tc>
-          <w:tcPr>
-            <w:tcW w:type="dxa" w:w="2000"/>
-            <w:shd w:fill="F2F2F2" w:color="auto" w:val="clear"/>
-            <w:tcMar>
-              <w:top w:type="dxa" w:w="90"/>
-              <w:left w:type="dxa" w:w="120"/>
-              <w:bottom w:type="dxa" w:w="90"/>
-              <w:right w:type="dxa" w:w="120"/>
-            </w:tcMar>
-          </w:tcPr>
-          <w:p>
-            <w:r>
-              <w:rPr>
-                <w:color w:val="767171"/>
-                <w:sz w:val="19"/>
-                <w:szCs w:val="19"/>
-              </w:rPr>
-              <w:t xml:space="preserve"> </w:t>
-            </w:r>
-          </w:p>
-        </w:tc>
-        <w:tc>
-          <w:tcPr>
-            <w:tcW w:type="dxa" w:w="2000"/>
-            <w:shd w:fill="F2F2F2" w:color="auto" w:val="clear"/>
-            <w:tcMar>
-              <w:top w:type="dxa" w:w="90"/>
-              <w:left w:type="dxa" w:w="120"/>
-              <w:bottom w:type="dxa" w:w="90"/>
-              <w:right w:type="dxa" w:w="120"/>
-            </w:tcMar>
-          </w:tcPr>
-          <w:p>
-            <w:r>
-              <w:rPr>
-                <w:color w:val="767171"/>
-                <w:sz w:val="19"/>
-                <w:szCs w:val="19"/>
-              </w:rPr>
-              <w:t xml:space="preserve"> </w:t>
-            </w:r>
-          </w:p>
-        </w:tc>
-        <w:tc>
-          <w:tcPr>
-            <w:tcW w:type="dxa" w:w="1260"/>
-            <w:shd w:fill="F2F2F2" w:color="auto" w:val="clear"/>
-            <w:tcMar>
-              <w:top w:type="dxa" w:w="90"/>
-              <w:left w:type="dxa" w:w="120"/>
-              <w:bottom w:type="dxa" w:w="90"/>
-              <w:right w:type="dxa" w:w="120"/>
-            </w:tcMar>
-          </w:tcPr>
-          <w:p>
-            <w:r>
-              <w:rPr>
-                <w:color w:val="767171"/>
-                <w:sz w:val="19"/>
-                <w:szCs w:val="19"/>
-              </w:rPr>
-              <w:t xml:space="preserve"> </w:t>
-            </w:r>
-          </w:p>
-        </w:tc>
-      </w:tr>
-      <w:tr>
-        <w:trPr>
-          <w:cantSplit/>
-        </w:trPr>
-        <w:tc>
-          <w:tcPr>
-            <w:tcW w:type="dxa" w:w="1500"/>
-            <w:tcMar>
-              <w:top w:type="dxa" w:w="90"/>
-              <w:left w:type="dxa" w:w="120"/>
-              <w:bottom w:type="dxa" w:w="90"/>
-              <w:right w:type="dxa" w:w="120"/>
-            </w:tcMar>
-          </w:tcPr>
-          <w:p>
-            <w:r>
-              <w:rPr>
-                <w:color w:val="000000"/>
-                <w:sz w:val="19"/>
-                <w:szCs w:val="19"/>
-              </w:rPr>
-              <w:t xml:space="preserve">Run 2</w:t>
-            </w:r>
-          </w:p>
-        </w:tc>
-        <w:tc>
-          <w:tcPr>
-            <w:tcW w:type="dxa" w:w="1300"/>
-            <w:tcMar>
-              <w:top w:type="dxa" w:w="90"/>
-              <w:left w:type="dxa" w:w="120"/>
-              <w:bottom w:type="dxa" w:w="90"/>
-              <w:right w:type="dxa" w:w="120"/>
-            </w:tcMar>
-          </w:tcPr>
-          <w:p>
-            <w:r>
-              <w:rPr>
-                <w:color w:val="000000"/>
-                <w:sz w:val="19"/>
-                <w:szCs w:val="19"/>
-              </w:rPr>
-              <w:t xml:space="preserve">8,000</w:t>
-            </w:r>
-          </w:p>
-        </w:tc>
-        <w:tc>
-          <w:tcPr>
-            <w:tcW w:type="dxa" w:w="1300"/>
-            <w:tcMar>
-              <w:top w:type="dxa" w:w="90"/>
-              <w:left w:type="dxa" w:w="120"/>
-              <w:bottom w:type="dxa" w:w="90"/>
-              <w:right w:type="dxa" w:w="120"/>
-            </w:tcMar>
-          </w:tcPr>
-          <w:p>
-            <w:r>
-              <w:rPr>
-                <w:color w:val="767171"/>
-                <w:sz w:val="19"/>
-                <w:szCs w:val="19"/>
-              </w:rPr>
-              <w:t xml:space="preserve"> </w:t>
-            </w:r>
-          </w:p>
-        </w:tc>
-        <w:tc>
-          <w:tcPr>
-            <w:tcW w:type="dxa" w:w="2000"/>
-            <w:tcMar>
-              <w:top w:type="dxa" w:w="90"/>
-              <w:left w:type="dxa" w:w="120"/>
-              <w:bottom w:type="dxa" w:w="90"/>
-              <w:right w:type="dxa" w:w="120"/>
-            </w:tcMar>
-          </w:tcPr>
-          <w:p>
-            <w:r>
-              <w:rPr>
-                <w:color w:val="767171"/>
-                <w:sz w:val="19"/>
-                <w:szCs w:val="19"/>
-              </w:rPr>
-              <w:t xml:space="preserve"> </w:t>
-            </w:r>
-          </w:p>
-        </w:tc>
-        <w:tc>
-          <w:tcPr>
-            <w:tcW w:type="dxa" w:w="2000"/>
-            <w:tcMar>
-              <w:top w:type="dxa" w:w="90"/>
-              <w:left w:type="dxa" w:w="120"/>
-              <w:bottom w:type="dxa" w:w="90"/>
-              <w:right w:type="dxa" w:w="120"/>
-            </w:tcMar>
-          </w:tcPr>
-          <w:p>
-            <w:r>
-              <w:rPr>
-                <w:color w:val="767171"/>
-                <w:sz w:val="19"/>
-                <w:szCs w:val="19"/>
-              </w:rPr>
-              <w:t xml:space="preserve"> </w:t>
-            </w:r>
-          </w:p>
-        </w:tc>
-        <w:tc>
-          <w:tcPr>
-            <w:tcW w:type="dxa" w:w="1260"/>
-            <w:tcMar>
-              <w:top w:type="dxa" w:w="90"/>
-              <w:left w:type="dxa" w:w="120"/>
-              <w:bottom w:type="dxa" w:w="90"/>
-              <w:right w:type="dxa" w:w="120"/>
-            </w:tcMar>
-          </w:tcPr>
-          <w:p>
-            <w:r>
-              <w:rPr>
-                <w:color w:val="767171"/>
-                <w:sz w:val="19"/>
-                <w:szCs w:val="19"/>
-              </w:rPr>
-              <w:t xml:space="preserve"> </w:t>
-            </w:r>
-          </w:p>
-        </w:tc>
-      </w:tr>
-      <w:tr>
-        <w:trPr>
-          <w:cantSplit/>
-        </w:trPr>
-        <w:tc>
-          <w:tcPr>
-            <w:tcW w:type="dxa" w:w="1500"/>
-            <w:shd w:fill="F2F2F2" w:color="auto" w:val="clear"/>
-            <w:tcMar>
-              <w:top w:type="dxa" w:w="90"/>
-              <w:left w:type="dxa" w:w="120"/>
-              <w:bottom w:type="dxa" w:w="90"/>
-              <w:right w:type="dxa" w:w="120"/>
-            </w:tcMar>
-          </w:tcPr>
-          <w:p>
-            <w:r>
-              <w:rPr>
-                <w:color w:val="000000"/>
-                <w:sz w:val="19"/>
-                <w:szCs w:val="19"/>
-              </w:rPr>
-              <w:t xml:space="preserve">Run 3 (my choice)</w:t>
-            </w:r>
-          </w:p>
-        </w:tc>
-        <w:tc>
-          <w:tcPr>
-            <w:tcW w:type="dxa" w:w="1300"/>
-            <w:shd w:fill="F2F2F2" w:color="auto" w:val="clear"/>
-            <w:tcMar>
-              <w:top w:type="dxa" w:w="90"/>
-              <w:left w:type="dxa" w:w="120"/>
-              <w:bottom w:type="dxa" w:w="90"/>
-              <w:right w:type="dxa" w:w="120"/>
-            </w:tcMar>
-          </w:tcPr>
-          <w:p>
-            <w:r>
-              <w:rPr>
-                <w:color w:val="767171"/>
-                <w:sz w:val="19"/>
-                <w:szCs w:val="19"/>
-              </w:rPr>
-              <w:t xml:space="preserve"> </w:t>
-            </w:r>
-          </w:p>
-        </w:tc>
-        <w:tc>
-          <w:tcPr>
-            <w:tcW w:type="dxa" w:w="1300"/>
-            <w:shd w:fill="F2F2F2" w:color="auto" w:val="clear"/>
-            <w:tcMar>
-              <w:top w:type="dxa" w:w="90"/>
-              <w:left w:type="dxa" w:w="120"/>
-              <w:bottom w:type="dxa" w:w="90"/>
-              <w:right w:type="dxa" w:w="120"/>
-            </w:tcMar>
-          </w:tcPr>
-          <w:p>
-            <w:r>
-              <w:rPr>
-                <w:color w:val="767171"/>
-                <w:sz w:val="19"/>
-                <w:szCs w:val="19"/>
-              </w:rPr>
-              <w:t xml:space="preserve"> </w:t>
-            </w:r>
-          </w:p>
-        </w:tc>
-        <w:tc>
-          <w:tcPr>
-            <w:tcW w:type="dxa" w:w="2000"/>
-            <w:shd w:fill="F2F2F2" w:color="auto" w:val="clear"/>
-            <w:tcMar>
-              <w:top w:type="dxa" w:w="90"/>
-              <w:left w:type="dxa" w:w="120"/>
-              <w:bottom w:type="dxa" w:w="90"/>
-              <w:right w:type="dxa" w:w="120"/>
-            </w:tcMar>
-          </w:tcPr>
-          <w:p>
-            <w:r>
-              <w:rPr>
-                <w:color w:val="767171"/>
-                <w:sz w:val="19"/>
-                <w:szCs w:val="19"/>
-              </w:rPr>
-              <w:t xml:space="preserve"> </w:t>
-            </w:r>
-          </w:p>
-        </w:tc>
-        <w:tc>
-          <w:tcPr>
-            <w:tcW w:type="dxa" w:w="2000"/>
-            <w:shd w:fill="F2F2F2" w:color="auto" w:val="clear"/>
-            <w:tcMar>
-              <w:top w:type="dxa" w:w="90"/>
-              <w:left w:type="dxa" w:w="120"/>
-              <w:bottom w:type="dxa" w:w="90"/>
-              <w:right w:type="dxa" w:w="120"/>
-            </w:tcMar>
-          </w:tcPr>
-          <w:p>
-            <w:r>
-              <w:rPr>
-                <w:color w:val="767171"/>
-                <w:sz w:val="19"/>
-                <w:szCs w:val="19"/>
-              </w:rPr>
-              <w:t xml:space="preserve"> </w:t>
-            </w:r>
-          </w:p>
-        </w:tc>
-        <w:tc>
-          <w:tcPr>
-            <w:tcW w:type="dxa" w:w="1260"/>
-            <w:shd w:fill="F2F2F2" w:color="auto" w:val="clear"/>
-            <w:tcMar>
-              <w:top w:type="dxa" w:w="90"/>
-              <w:left w:type="dxa" w:w="120"/>
-              <w:bottom w:type="dxa" w:w="90"/>
-              <w:right w:type="dxa" w:w="120"/>
-            </w:tcMar>
-          </w:tcPr>
-          <w:p>
-            <w:r>
-              <w:rPr>
-                <w:color w:val="767171"/>
-                <w:sz w:val="19"/>
-                <w:szCs w:val="19"/>
-              </w:rPr>
-              <w:t xml:space="preserve"> </w:t>
-            </w:r>
-          </w:p>
-        </w:tc>
-      </w:tr>
-      <w:tr>
-        <w:trPr>
-          <w:cantSplit/>
-        </w:trPr>
-        <w:tc>
-          <w:tcPr>
-            <w:tcW w:type="dxa" w:w="1500"/>
-            <w:tcMar>
-              <w:top w:type="dxa" w:w="90"/>
-              <w:left w:type="dxa" w:w="120"/>
-              <w:bottom w:type="dxa" w:w="90"/>
-              <w:right w:type="dxa" w:w="120"/>
-            </w:tcMar>
-          </w:tcPr>
-          <w:p>
-            <w:r>
-              <w:rPr>
-                <w:color w:val="000000"/>
-                <w:sz w:val="19"/>
-                <w:szCs w:val="19"/>
-              </w:rPr>
-              <w:t xml:space="preserve">My design flood</w:t>
-            </w:r>
-          </w:p>
-        </w:tc>
-        <w:tc>
-          <w:tcPr>
-            <w:tcW w:type="dxa" w:w="1300"/>
-            <w:tcMar>
-              <w:top w:type="dxa" w:w="90"/>
-              <w:left w:type="dxa" w:w="120"/>
-              <w:bottom w:type="dxa" w:w="90"/>
-              <w:right w:type="dxa" w:w="120"/>
-            </w:tcMar>
-          </w:tcPr>
-          <w:p>
-            <w:r>
-              <w:rPr>
-                <w:color w:val="000000"/>
-                <w:sz w:val="19"/>
-                <w:szCs w:val="19"/>
-              </w:rPr>
-              <w:t xml:space="preserve">2,000</w:t>
-            </w:r>
-          </w:p>
-        </w:tc>
-        <w:tc>
-          <w:tcPr>
-            <w:tcW w:type="dxa" w:w="1300"/>
-            <w:tcMar>
-              <w:top w:type="dxa" w:w="90"/>
-              <w:left w:type="dxa" w:w="120"/>
-              <w:bottom w:type="dxa" w:w="90"/>
-              <w:right w:type="dxa" w:w="120"/>
-            </w:tcMar>
-          </w:tcPr>
-          <w:p>
-            <w:r>
-              <w:rPr>
-                <w:color w:val="000000"/>
-                <w:sz w:val="19"/>
-                <w:szCs w:val="19"/>
-              </w:rPr>
-              <w:t xml:space="preserve">—</w:t>
-            </w:r>
-          </w:p>
-        </w:tc>
-        <w:tc>
-          <w:tcPr>
-            <w:tcW w:type="dxa" w:w="2000"/>
-            <w:tcMar>
-              <w:top w:type="dxa" w:w="90"/>
-              <w:left w:type="dxa" w:w="120"/>
-              <w:bottom w:type="dxa" w:w="90"/>
-              <w:right w:type="dxa" w:w="120"/>
-            </w:tcMar>
-          </w:tcPr>
-          <w:p>
-            <w:r>
-              <w:rPr>
-                <w:color w:val="000000"/>
-                <w:sz w:val="19"/>
-                <w:szCs w:val="19"/>
-              </w:rPr>
-              <w:t xml:space="preserve">my flood: ____ km² / ____ buildings</w:t>
-            </w:r>
-          </w:p>
-        </w:tc>
-        <w:tc>
-          <w:tcPr>
-            <w:tcW w:type="dxa" w:w="2000"/>
-            <w:tcMar>
-              <w:top w:type="dxa" w:w="90"/>
-              <w:left w:type="dxa" w:w="120"/>
-              <w:bottom w:type="dxa" w:w="90"/>
-              <w:right w:type="dxa" w:w="120"/>
-            </w:tcMar>
-          </w:tcPr>
-          <w:p>
-            <w:r>
-              <w:rPr>
-                <w:color w:val="000000"/>
-                <w:sz w:val="19"/>
-                <w:szCs w:val="19"/>
-              </w:rPr>
-              <w:t xml:space="preserve">—</w:t>
-            </w:r>
-          </w:p>
-        </w:tc>
-        <w:tc>
-          <w:tcPr>
-            <w:tcW w:type="dxa" w:w="1260"/>
-            <w:tcMar>
-              <w:top w:type="dxa" w:w="90"/>
-              <w:left w:type="dxa" w:w="120"/>
-              <w:bottom w:type="dxa" w:w="90"/>
-              <w:right w:type="dxa" w:w="120"/>
-            </w:tcMar>
-          </w:tcPr>
-          <w:p>
-            <w:r>
-              <w:rPr>
-                <w:color w:val="000000"/>
-                <w:sz w:val="19"/>
-                <w:szCs w:val="19"/>
-              </w:rPr>
-              <w:t xml:space="preserve">—</w:t>
+            <w:tcW w:type="dxa" w:w="9360"/>
+            <w:vAlign w:val="center"/>
+          </w:tcPr>
+          <w:p>
+            <w:pPr>
+              <w:keepNext/>
+              <w:jc w:val="center"/>
+            </w:pPr>
+            <w:r>
+              <w:rPr>
+                <w:i/>
+                <w:iCs/>
+                <w:color w:val="767171"/>
+                <w:sz w:val="19"/>
+                <w:szCs w:val="19"/>
+                <w:highlight w:val="yellow"/>
+              </w:rPr>
+              <w:t xml:space="preserve">[ Insert image here — delete this box ]</w:t>
             </w:r>
           </w:p>
         </w:tc>
@@ -4743,97 +4055,7 @@
           <w:sz w:val="19"/>
           <w:szCs w:val="19"/>
         </w:rPr>
-        <w:t xml:space="preserve">Table 5. Sensitivity. My BYU ID ends in __, so Q = 900 + 12 × __ = ______ ft³/s, gage height ______ ft, h = ______ m.</w:t>
-      </w:r>
-    </w:p>
-    <w:p>
-      <w:pPr>
-        <w:pStyle w:val="Heading2"/>
-        <w:spacing w:after="60" w:before="220"/>
-      </w:pPr>
-      <w:r>
-        <w:rPr>
-          <w:b/>
-          <w:bCs/>
-          <w:color w:val="1F3864"/>
-          <w:sz w:val="22"/>
-          <w:szCs w:val="22"/>
-        </w:rPr>
-        <w:t xml:space="preserve">What did the threshold change, and why? Which cells join the river at 400 and which drop out at 8,000, and what does that do to the floods and building counts? (2 points)</w:t>
-      </w:r>
-    </w:p>
-    <w:p>
-      <w:pPr>
-        <w:spacing w:after="260" w:before="0"/>
-      </w:pPr>
-      <w:r>
-        <w:rPr>
-          <w:i/>
-          <w:iCs/>
-          <w:color w:val="767171"/>
-          <w:highlight w:val="yellow"/>
-        </w:rPr>
-        <w:t xml:space="preserve">[Your answer here.]</w:t>
-      </w:r>
-    </w:p>
-    <w:p>
-      <w:pPr>
-        <w:pStyle w:val="Heading2"/>
-        <w:spacing w:after="60" w:before="220"/>
-      </w:pPr>
-      <w:r>
-        <w:rPr>
-          <w:b/>
-          <w:bCs/>
-          <w:color w:val="1F3864"/>
-          <w:sz w:val="22"/>
-          <w:szCs w:val="22"/>
-        </w:rPr>
-        <w:t xml:space="preserve">Between which of FEMA’s return periods does your design flow fall? Did changing the flow move the building count more or less than changing the threshold? (2 points)</w:t>
-      </w:r>
-    </w:p>
-    <w:p>
-      <w:pPr>
-        <w:spacing w:after="260" w:before="0"/>
-      </w:pPr>
-      <w:r>
-        <w:rPr>
-          <w:i/>
-          <w:iCs/>
-          <w:color w:val="767171"/>
-          <w:highlight w:val="yellow"/>
-        </w:rPr>
-        <w:t xml:space="preserve">[Your answer here.]</w:t>
-      </w:r>
-    </w:p>
-    <w:p>
-      <w:pPr>
-        <w:pStyle w:val="Heading2"/>
-        <w:spacing w:after="60" w:before="220"/>
-      </w:pPr>
-      <w:r>
-        <w:rPr>
-          <w:b/>
-          <w:bCs/>
-          <w:color w:val="1F3864"/>
-          <w:sz w:val="22"/>
-          <w:szCs w:val="22"/>
-        </w:rPr>
-        <w:t xml:space="preserve">Which threshold would you defend, from the 100-year CSI against FEMA? (2 points)</w:t>
-      </w:r>
-    </w:p>
-    <w:p>
-      <w:pPr>
-        <w:spacing w:after="260" w:before="0"/>
-      </w:pPr>
-      <w:r>
-        <w:rPr>
-          <w:i/>
-          <w:iCs/>
-          <w:color w:val="767171"/>
-          <w:highlight w:val="yellow"/>
-        </w:rPr>
-        <w:t xml:space="preserve">[Your answer here.]</w:t>
+        <w:t xml:space="preserve">Figure 5. Where HAND and FEMA disagree, close up.</w:t>
       </w:r>
     </w:p>
     <w:p>
@@ -4869,7 +4091,7 @@
           <w:sz w:val="19"/>
           <w:szCs w:val="19"/>
         </w:rPr>
-        <w:t xml:space="preserve">Both maps are full sheets. Use the same colors for the same return period on both, so a reader can compare them.</w:t>
+        <w:t xml:space="preserve">Both maps are full sheets, and each is also uploaded as its own PDF from Share ▸ Export Layout (not Print). Use the same blue for your own flood as for the FEMA flood nearest it, so a reader can compare the two maps.</w:t>
       </w:r>
     </w:p>
     <w:p>
@@ -4884,7 +4106,7 @@
           <w:sz w:val="19"/>
           <w:szCs w:val="19"/>
         </w:rPr>
-        <w:t xml:space="preserve">Must carry: title, neat line, north arrow and scale bar; a text box with author, date, map projection, and the sources and dates of the elevation, flows and FEMA map; the five floods nested with a legend; the 100-year buildings highlighted and FEMA’s outline; an inset or close-up of one place where HAND and FEMA disagree.</w:t>
+        <w:t xml:space="preserve">Must carry: a title saying what the map shows; neat line, north arrow and scale bar; a text box with author, date, map projection, and the sources and dates of the elevation, flows and FEMA map; the five floods nested with a legend and the return periods labeled; FEMA’s outline, the river and the gage; an imagery basemap, legible when printed.</w:t>
       </w:r>
     </w:p>
     <w:tbl>
@@ -4945,7 +4167,7 @@
           <w:sz w:val="19"/>
           <w:szCs w:val="19"/>
         </w:rPr>
-        <w:t xml:space="preserve">Map 1. Baseline — the five floods, the buildings the 100-year flood reaches, and FEMA’s 1% floodplain.</w:t>
+        <w:t xml:space="preserve">Map 1. The five FEMA floods, with FEMA’s 1% floodplain, the river and the gage.</w:t>
       </w:r>
     </w:p>
     <w:p>
@@ -4965,7 +4187,7 @@
           <w:sz w:val="19"/>
           <w:szCs w:val="19"/>
         </w:rPr>
-        <w:t xml:space="preserve">Must carry: the flood with FEMA’s outline and a legend; the buildings it reaches with their count; title and text box saying what changed from Map 1 and why this run was chosen; plus the title, neat line, north arrow, scale bar and text box items of Map 1.</w:t>
+        <w:t xml:space="preserve">Must carry: a title stating your flow and h; neat line, north arrow and scale bar; the same text box items as Map 1; your flood with a legend, the river and the gage; the buildings it reaches highlighted with their count on the map; the main frame zoomed to where the flood reaches buildings (an inset alone does not count).</w:t>
       </w:r>
     </w:p>
     <w:tbl>
@@ -5026,7 +4248,7 @@
           <w:sz w:val="19"/>
           <w:szCs w:val="19"/>
         </w:rPr>
-        <w:t xml:space="preserve">Map 2. My design flood (or one threshold run).</w:t>
+        <w:t xml:space="preserve">Map 2. My own flood, and the buildings it reaches.</w:t>
       </w:r>
     </w:p>
     <w:p>
@@ -5062,7 +4284,7 @@
           <w:sz w:val="19"/>
           <w:szCs w:val="19"/>
         </w:rPr>
-        <w:t xml:space="preserve">Rubric: sources credited (part of the point for organized writing). Credit the elevation, the FEMA study and map, the USGS gage and rating, UGRC’s river and buildings, Nobre and others (2011), and anything else you relied on.</w:t>
+        <w:t xml:space="preserve">Rubric: sources credited (part of the points for organized writing). Credit the elevation, the FEMA study and map, the USGS gage and rating, UGRC’s river and buildings, Nobre and others (2011), and anything else you relied on.</w:t>
       </w:r>
     </w:p>
     <w:p>
@@ -5107,7 +4329,7 @@
           <w:sz w:val="19"/>
           <w:szCs w:val="19"/>
         </w:rPr>
-        <w:t xml:space="preserve">Course policy: one line saying what you used AI for. If you used none, say that. Expressions, thresholds, areas, counts and coordinates come from your own work, never from a model. You do the work in ArcGIS Pro yourself: AI may not run it for you, put facts in your report you did not find, or redraw or “enhance” your figures (see the course AI policy).</w:t>
+        <w:t xml:space="preserve">Course policy: one line saying what you used AI for. If you used none, say that. AI may not fill in your tables or this template. Expressions, areas, counts and coordinates come from your own work, never from a model. You do the work in ArcGIS Pro yourself: AI may not run it for you, put facts in your report you did not find, or redraw or “enhance” your figures (see the course AI policy).</w:t>
       </w:r>
     </w:p>
     <w:p>
@@ -5280,7 +4502,7 @@
                 <w:sz w:val="19"/>
                 <w:szCs w:val="19"/>
               </w:rPr>
-              <w:t xml:space="preserve">Write-up (2–3 pages)</w:t>
+              <w:t xml:space="preserve">Write-up (2 pages)</w:t>
             </w:r>
           </w:p>
           <w:p>
@@ -5314,7 +4536,7 @@
                 <w:sz w:val="17"/>
                 <w:szCs w:val="17"/>
               </w:rPr>
-              <w:t xml:space="preserve">The requirements of the project and your approach to solving it, in your own words (1)</w:t>
+              <w:t xml:space="preserve">The requirements of the project and your approach to solving it, in your own words (2)</w:t>
             </w:r>
           </w:p>
           <w:p>
@@ -5348,7 +4570,7 @@
                 <w:sz w:val="17"/>
                 <w:szCs w:val="17"/>
               </w:rPr>
-              <w:t xml:space="preserve">The 25-year row verified step by step, and why two 100-year floods differ, with the numbers (2)</w:t>
+              <w:t xml:space="preserve">HAND against FEMA: what the hit rate, false-alarm ratio and CSI say about the two maps, and one place where they disagree, with coordinates, a cropped figure and the reason (3)</w:t>
             </w:r>
           </w:p>
           <w:p>
@@ -5365,7 +4587,88 @@
                 <w:sz w:val="17"/>
                 <w:szCs w:val="17"/>
               </w:rPr>
-              <w:t xml:space="preserve">Your check values: the five flood areas and building counts, and the 100-year hit rate, false-alarm ratio and CSI (1)</w:t>
+              <w:t xml:space="preserve">Organized writing, figures numbered and referred to, sources credited, rubric pasted with your self-assessment (2)</w:t>
+            </w:r>
+          </w:p>
+        </w:tc>
+        <w:tc>
+          <w:tcPr>
+            <w:tcW w:type="dxa" w:w="900"/>
+            <w:tcMar>
+              <w:top w:type="dxa" w:w="90"/>
+              <w:left w:type="dxa" w:w="120"/>
+              <w:bottom w:type="dxa" w:w="90"/>
+              <w:right w:type="dxa" w:w="120"/>
+            </w:tcMar>
+          </w:tcPr>
+          <w:p>
+            <w:pPr>
+              <w:jc w:val="center"/>
+            </w:pPr>
+            <w:r>
+              <w:rPr>
+                <w:b w:val="false"/>
+                <w:bCs w:val="false"/>
+                <w:sz w:val="19"/>
+                <w:szCs w:val="19"/>
+              </w:rPr>
+              <w:t xml:space="preserve">10</w:t>
+            </w:r>
+          </w:p>
+        </w:tc>
+        <w:tc>
+          <w:tcPr>
+            <w:tcW w:type="dxa" w:w="1260"/>
+            <w:tcMar>
+              <w:top w:type="dxa" w:w="90"/>
+              <w:left w:type="dxa" w:w="120"/>
+              <w:bottom w:type="dxa" w:w="90"/>
+              <w:right w:type="dxa" w:w="120"/>
+            </w:tcMar>
+          </w:tcPr>
+          <w:p>
+            <w:pPr>
+              <w:jc w:val="center"/>
+            </w:pPr>
+            <w:r>
+              <w:rPr>
+                <w:b w:val="false"/>
+                <w:bCs w:val="false"/>
+                <w:sz w:val="19"/>
+                <w:szCs w:val="19"/>
+                <w:highlight w:val="yellow"/>
+              </w:rPr>
+              <w:t xml:space="preserve">___ / 10</w:t>
+            </w:r>
+          </w:p>
+        </w:tc>
+      </w:tr>
+      <w:tr>
+        <w:trPr>
+          <w:cantSplit/>
+        </w:trPr>
+        <w:tc>
+          <w:tcPr>
+            <w:tcW w:type="dxa" w:w="7200"/>
+            <w:tcMar>
+              <w:top w:type="dxa" w:w="90"/>
+              <w:left w:type="dxa" w:w="120"/>
+              <w:bottom w:type="dxa" w:w="90"/>
+              <w:right w:type="dxa" w:w="120"/>
+            </w:tcMar>
+          </w:tcPr>
+          <w:p>
+            <w:pPr>
+              <w:spacing w:after="60"/>
+            </w:pPr>
+            <w:r>
+              <w:rPr>
+                <w:b/>
+                <w:bCs/>
+                <w:sz w:val="19"/>
+                <w:szCs w:val="19"/>
+              </w:rPr>
+              <w:t xml:space="preserve">ModelBuilder models — correct and working</w:t>
             </w:r>
           </w:p>
           <w:p>
@@ -5382,7 +4685,7 @@
                 <w:sz w:val="17"/>
                 <w:szCs w:val="17"/>
               </w:rPr>
-              <w:t xml:space="preserve">Where HAND is wrong: two places, each with coordinates, a cropped figure and the reason, and what the 0.47 m channel offset does to every flood (2)</w:t>
+              <w:t xml:space="preserve">Both models built as described: HAND Builder's river cells and HAND range match the check values, and Flood Loop produces one merged feature class with five labeled floods whose areas match (4)</w:t>
             </w:r>
           </w:p>
           <w:p>
@@ -5399,88 +4702,7 @@
                 <w:sz w:val="17"/>
                 <w:szCs w:val="17"/>
               </w:rPr>
-              <w:t xml:space="preserve">Organized writing, figures numbered and referred to, sources credited, rubric pasted with your self-assessment (1)</w:t>
-            </w:r>
-          </w:p>
-        </w:tc>
-        <w:tc>
-          <w:tcPr>
-            <w:tcW w:type="dxa" w:w="900"/>
-            <w:tcMar>
-              <w:top w:type="dxa" w:w="90"/>
-              <w:left w:type="dxa" w:w="120"/>
-              <w:bottom w:type="dxa" w:w="90"/>
-              <w:right w:type="dxa" w:w="120"/>
-            </w:tcMar>
-          </w:tcPr>
-          <w:p>
-            <w:pPr>
-              <w:jc w:val="center"/>
-            </w:pPr>
-            <w:r>
-              <w:rPr>
-                <w:b w:val="false"/>
-                <w:bCs w:val="false"/>
-                <w:sz w:val="19"/>
-                <w:szCs w:val="19"/>
-              </w:rPr>
-              <w:t xml:space="preserve">10</w:t>
-            </w:r>
-          </w:p>
-        </w:tc>
-        <w:tc>
-          <w:tcPr>
-            <w:tcW w:type="dxa" w:w="1260"/>
-            <w:tcMar>
-              <w:top w:type="dxa" w:w="90"/>
-              <w:left w:type="dxa" w:w="120"/>
-              <w:bottom w:type="dxa" w:w="90"/>
-              <w:right w:type="dxa" w:w="120"/>
-            </w:tcMar>
-          </w:tcPr>
-          <w:p>
-            <w:pPr>
-              <w:jc w:val="center"/>
-            </w:pPr>
-            <w:r>
-              <w:rPr>
-                <w:b w:val="false"/>
-                <w:bCs w:val="false"/>
-                <w:sz w:val="19"/>
-                <w:szCs w:val="19"/>
-                <w:highlight w:val="yellow"/>
-              </w:rPr>
-              <w:t xml:space="preserve">___ / 10</w:t>
-            </w:r>
-          </w:p>
-        </w:tc>
-      </w:tr>
-      <w:tr>
-        <w:trPr>
-          <w:cantSplit/>
-        </w:trPr>
-        <w:tc>
-          <w:tcPr>
-            <w:tcW w:type="dxa" w:w="7200"/>
-            <w:tcMar>
-              <w:top w:type="dxa" w:w="90"/>
-              <w:left w:type="dxa" w:w="120"/>
-              <w:bottom w:type="dxa" w:w="90"/>
-              <w:right w:type="dxa" w:w="120"/>
-            </w:tcMar>
-          </w:tcPr>
-          <w:p>
-            <w:pPr>
-              <w:spacing w:after="60"/>
-            </w:pPr>
-            <w:r>
-              <w:rPr>
-                <w:b/>
-                <w:bCs/>
-                <w:sz w:val="19"/>
-                <w:szCs w:val="19"/>
-              </w:rPr>
-              <w:t xml:space="preserve">ModelBuilder models — correct and working</w:t>
+              <w:t xml:space="preserve">A full-page figure of both models exported from ModelBuilder, all tools and datasets readable (2)</w:t>
             </w:r>
           </w:p>
           <w:p>
@@ -5497,7 +4719,7 @@
                 <w:sz w:val="17"/>
                 <w:szCs w:val="17"/>
               </w:rPr>
-              <w:t xml:space="preserve">Both models run from their tool dialogs and, at the defaults, match the check values: river cells, the HAND range, and the five flood areas (4)</w:t>
+              <w:t xml:space="preserve">Screen captures of both tool dialogs with the threshold, HAND and the floods exposed as parameters (2)</w:t>
             </w:r>
           </w:p>
           <w:p>
@@ -5514,7 +4736,88 @@
                 <w:sz w:val="17"/>
                 <w:szCs w:val="17"/>
               </w:rPr>
-              <w:t xml:space="preserve">A full-page figure of both models exported from ModelBuilder, all tools and datasets readable (2)</w:t>
+              <w:t xml:space="preserve">A description of both models a reader could repeat from, including how the loop's value reaches the expression (2)</w:t>
+            </w:r>
+          </w:p>
+        </w:tc>
+        <w:tc>
+          <w:tcPr>
+            <w:tcW w:type="dxa" w:w="900"/>
+            <w:tcMar>
+              <w:top w:type="dxa" w:w="90"/>
+              <w:left w:type="dxa" w:w="120"/>
+              <w:bottom w:type="dxa" w:w="90"/>
+              <w:right w:type="dxa" w:w="120"/>
+            </w:tcMar>
+          </w:tcPr>
+          <w:p>
+            <w:pPr>
+              <w:jc w:val="center"/>
+            </w:pPr>
+            <w:r>
+              <w:rPr>
+                <w:b w:val="false"/>
+                <w:bCs w:val="false"/>
+                <w:sz w:val="19"/>
+                <w:szCs w:val="19"/>
+              </w:rPr>
+              <w:t xml:space="preserve">10</w:t>
+            </w:r>
+          </w:p>
+        </w:tc>
+        <w:tc>
+          <w:tcPr>
+            <w:tcW w:type="dxa" w:w="1260"/>
+            <w:tcMar>
+              <w:top w:type="dxa" w:w="90"/>
+              <w:left w:type="dxa" w:w="120"/>
+              <w:bottom w:type="dxa" w:w="90"/>
+              <w:right w:type="dxa" w:w="120"/>
+            </w:tcMar>
+          </w:tcPr>
+          <w:p>
+            <w:pPr>
+              <w:jc w:val="center"/>
+            </w:pPr>
+            <w:r>
+              <w:rPr>
+                <w:b w:val="false"/>
+                <w:bCs w:val="false"/>
+                <w:sz w:val="19"/>
+                <w:szCs w:val="19"/>
+                <w:highlight w:val="yellow"/>
+              </w:rPr>
+              <w:t xml:space="preserve">___ / 10</w:t>
+            </w:r>
+          </w:p>
+        </w:tc>
+      </w:tr>
+      <w:tr>
+        <w:trPr>
+          <w:cantSplit/>
+        </w:trPr>
+        <w:tc>
+          <w:tcPr>
+            <w:tcW w:type="dxa" w:w="7200"/>
+            <w:tcMar>
+              <w:top w:type="dxa" w:w="90"/>
+              <w:left w:type="dxa" w:w="120"/>
+              <w:bottom w:type="dxa" w:w="90"/>
+              <w:right w:type="dxa" w:w="120"/>
+            </w:tcMar>
+          </w:tcPr>
+          <w:p>
+            <w:pPr>
+              <w:spacing w:after="60"/>
+            </w:pPr>
+            <w:r>
+              <w:rPr>
+                <w:b/>
+                <w:bCs/>
+                <w:sz w:val="19"/>
+                <w:szCs w:val="19"/>
+              </w:rPr>
+              <w:t xml:space="preserve">Runs (Steps 6 and 7)</w:t>
             </w:r>
           </w:p>
           <w:p>
@@ -5531,7 +4834,7 @@
                 <w:sz w:val="17"/>
                 <w:szCs w:val="17"/>
               </w:rPr>
-              <w:t xml:space="preserve">Screen captures of both tool dialogs with the threshold, HAND and the floods exposed as parameters (2)</w:t>
+              <w:t xml:space="preserve">The Floods_Buildings table captured, and the five areas and building counts in a table with their return periods and flows, matching the check values (3)</w:t>
             </w:r>
           </w:p>
           <w:p>
@@ -5548,88 +4851,7 @@
                 <w:sz w:val="17"/>
                 <w:szCs w:val="17"/>
               </w:rPr>
-              <w:t xml:space="preserve">A description of both models a reader could repeat from, including how the loop's value reaches the expression (2)</w:t>
-            </w:r>
-          </w:p>
-        </w:tc>
-        <w:tc>
-          <w:tcPr>
-            <w:tcW w:type="dxa" w:w="900"/>
-            <w:tcMar>
-              <w:top w:type="dxa" w:w="90"/>
-              <w:left w:type="dxa" w:w="120"/>
-              <w:bottom w:type="dxa" w:w="90"/>
-              <w:right w:type="dxa" w:w="120"/>
-            </w:tcMar>
-          </w:tcPr>
-          <w:p>
-            <w:pPr>
-              <w:jc w:val="center"/>
-            </w:pPr>
-            <w:r>
-              <w:rPr>
-                <w:b w:val="false"/>
-                <w:bCs w:val="false"/>
-                <w:sz w:val="19"/>
-                <w:szCs w:val="19"/>
-              </w:rPr>
-              <w:t xml:space="preserve">10</w:t>
-            </w:r>
-          </w:p>
-        </w:tc>
-        <w:tc>
-          <w:tcPr>
-            <w:tcW w:type="dxa" w:w="1260"/>
-            <w:tcMar>
-              <w:top w:type="dxa" w:w="90"/>
-              <w:left w:type="dxa" w:w="120"/>
-              <w:bottom w:type="dxa" w:w="90"/>
-              <w:right w:type="dxa" w:w="120"/>
-            </w:tcMar>
-          </w:tcPr>
-          <w:p>
-            <w:pPr>
-              <w:jc w:val="center"/>
-            </w:pPr>
-            <w:r>
-              <w:rPr>
-                <w:b w:val="false"/>
-                <w:bCs w:val="false"/>
-                <w:sz w:val="19"/>
-                <w:szCs w:val="19"/>
-                <w:highlight w:val="yellow"/>
-              </w:rPr>
-              <w:t xml:space="preserve">___ / 10</w:t>
-            </w:r>
-          </w:p>
-        </w:tc>
-      </w:tr>
-      <w:tr>
-        <w:trPr>
-          <w:cantSplit/>
-        </w:trPr>
-        <w:tc>
-          <w:tcPr>
-            <w:tcW w:type="dxa" w:w="7200"/>
-            <w:tcMar>
-              <w:top w:type="dxa" w:w="90"/>
-              <w:left w:type="dxa" w:w="120"/>
-              <w:bottom w:type="dxa" w:w="90"/>
-              <w:right w:type="dxa" w:w="120"/>
-            </w:tcMar>
-          </w:tcPr>
-          <w:p>
-            <w:pPr>
-              <w:spacing w:after="60"/>
-            </w:pPr>
-            <w:r>
-              <w:rPr>
-                <w:b/>
-                <w:bCs/>
-                <w:sz w:val="19"/>
-                <w:szCs w:val="19"/>
-              </w:rPr>
-              <w:t xml:space="preserve">Map 1 — your baseline floods</w:t>
+              <w:t xml:space="preserve">Your own flood: your BYU ID's last two digits, Q, the rating row, h, and the flood's area and building count, matching a run at your flow (4)</w:t>
             </w:r>
           </w:p>
           <w:p>
@@ -5646,7 +4868,88 @@
                 <w:sz w:val="17"/>
                 <w:szCs w:val="17"/>
               </w:rPr>
-              <w:t xml:space="preserve">Title, neat line, north arrow and scale bar (1)</w:t>
+              <w:t xml:space="preserve">The Geoprocessing History capture showing the Flood Loop run and the three Step 7 tools, with their parameters (3)</w:t>
+            </w:r>
+          </w:p>
+        </w:tc>
+        <w:tc>
+          <w:tcPr>
+            <w:tcW w:type="dxa" w:w="900"/>
+            <w:tcMar>
+              <w:top w:type="dxa" w:w="90"/>
+              <w:left w:type="dxa" w:w="120"/>
+              <w:bottom w:type="dxa" w:w="90"/>
+              <w:right w:type="dxa" w:w="120"/>
+            </w:tcMar>
+          </w:tcPr>
+          <w:p>
+            <w:pPr>
+              <w:jc w:val="center"/>
+            </w:pPr>
+            <w:r>
+              <w:rPr>
+                <w:b w:val="false"/>
+                <w:bCs w:val="false"/>
+                <w:sz w:val="19"/>
+                <w:szCs w:val="19"/>
+              </w:rPr>
+              <w:t xml:space="preserve">10</w:t>
+            </w:r>
+          </w:p>
+        </w:tc>
+        <w:tc>
+          <w:tcPr>
+            <w:tcW w:type="dxa" w:w="1260"/>
+            <w:tcMar>
+              <w:top w:type="dxa" w:w="90"/>
+              <w:left w:type="dxa" w:w="120"/>
+              <w:bottom w:type="dxa" w:w="90"/>
+              <w:right w:type="dxa" w:w="120"/>
+            </w:tcMar>
+          </w:tcPr>
+          <w:p>
+            <w:pPr>
+              <w:jc w:val="center"/>
+            </w:pPr>
+            <w:r>
+              <w:rPr>
+                <w:b w:val="false"/>
+                <w:bCs w:val="false"/>
+                <w:sz w:val="19"/>
+                <w:szCs w:val="19"/>
+                <w:highlight w:val="yellow"/>
+              </w:rPr>
+              <w:t xml:space="preserve">___ / 10</w:t>
+            </w:r>
+          </w:p>
+        </w:tc>
+      </w:tr>
+      <w:tr>
+        <w:trPr>
+          <w:cantSplit/>
+        </w:trPr>
+        <w:tc>
+          <w:tcPr>
+            <w:tcW w:type="dxa" w:w="7200"/>
+            <w:tcMar>
+              <w:top w:type="dxa" w:w="90"/>
+              <w:left w:type="dxa" w:w="120"/>
+              <w:bottom w:type="dxa" w:w="90"/>
+              <w:right w:type="dxa" w:w="120"/>
+            </w:tcMar>
+          </w:tcPr>
+          <w:p>
+            <w:pPr>
+              <w:spacing w:after="60"/>
+            </w:pPr>
+            <w:r>
+              <w:rPr>
+                <w:b/>
+                <w:bCs/>
+                <w:sz w:val="19"/>
+                <w:szCs w:val="19"/>
+              </w:rPr>
+              <w:t xml:space="preserve">Map 1 — the five FEMA floods (full page, 8.5 × 11, uploaded as a layout PDF)</w:t>
             </w:r>
           </w:p>
           <w:p>
@@ -5663,7 +4966,7 @@
                 <w:sz w:val="17"/>
                 <w:szCs w:val="17"/>
               </w:rPr>
-              <w:t xml:space="preserve">Text box with author, date, map projection, and the sources and dates of the elevation, flows and FEMA map (1)</w:t>
+              <w:t xml:space="preserve">Title stating what the map shows (1)</w:t>
             </w:r>
           </w:p>
           <w:p>
@@ -5680,7 +4983,7 @@
                 <w:sz w:val="17"/>
                 <w:szCs w:val="17"/>
               </w:rPr>
-              <w:t xml:space="preserve">The five floods nested and symbolized so each return period is readable, with a legend (2)</w:t>
+              <w:t xml:space="preserve">Neat line, north arrow and scale bar (1)</w:t>
             </w:r>
           </w:p>
           <w:p>
@@ -5697,7 +5000,7 @@
                 <w:sz w:val="17"/>
                 <w:szCs w:val="17"/>
               </w:rPr>
-              <w:t xml:space="preserve">Buildings reached by the 100-year flood highlighted, and FEMA's 1% floodplain outlined (2)</w:t>
+              <w:t xml:space="preserve">Text box with author, date, map projection, and the sources and dates of the elevation, flows and FEMA map (1)</w:t>
             </w:r>
           </w:p>
           <w:p>
@@ -5714,7 +5017,7 @@
                 <w:sz w:val="17"/>
                 <w:szCs w:val="17"/>
               </w:rPr>
-              <w:t xml:space="preserve">An inset or close-up of one place where HAND and FEMA disagree (2)</w:t>
+              <w:t xml:space="preserve">The five floods nested and symbolized so each return period is readable, with a legend and the return periods labeled (3)</w:t>
             </w:r>
           </w:p>
           <w:p>
@@ -5731,88 +5034,7 @@
                 <w:sz w:val="17"/>
                 <w:szCs w:val="17"/>
               </w:rPr>
-              <w:t xml:space="preserve">Basemap, scale and legibility appropriate to the river (2)</w:t>
-            </w:r>
-          </w:p>
-        </w:tc>
-        <w:tc>
-          <w:tcPr>
-            <w:tcW w:type="dxa" w:w="900"/>
-            <w:tcMar>
-              <w:top w:type="dxa" w:w="90"/>
-              <w:left w:type="dxa" w:w="120"/>
-              <w:bottom w:type="dxa" w:w="90"/>
-              <w:right w:type="dxa" w:w="120"/>
-            </w:tcMar>
-          </w:tcPr>
-          <w:p>
-            <w:pPr>
-              <w:jc w:val="center"/>
-            </w:pPr>
-            <w:r>
-              <w:rPr>
-                <w:b w:val="false"/>
-                <w:bCs w:val="false"/>
-                <w:sz w:val="19"/>
-                <w:szCs w:val="19"/>
-              </w:rPr>
-              <w:t xml:space="preserve">10</w:t>
-            </w:r>
-          </w:p>
-        </w:tc>
-        <w:tc>
-          <w:tcPr>
-            <w:tcW w:type="dxa" w:w="1260"/>
-            <w:tcMar>
-              <w:top w:type="dxa" w:w="90"/>
-              <w:left w:type="dxa" w:w="120"/>
-              <w:bottom w:type="dxa" w:w="90"/>
-              <w:right w:type="dxa" w:w="120"/>
-            </w:tcMar>
-          </w:tcPr>
-          <w:p>
-            <w:pPr>
-              <w:jc w:val="center"/>
-            </w:pPr>
-            <w:r>
-              <w:rPr>
-                <w:b w:val="false"/>
-                <w:bCs w:val="false"/>
-                <w:sz w:val="19"/>
-                <w:szCs w:val="19"/>
-                <w:highlight w:val="yellow"/>
-              </w:rPr>
-              <w:t xml:space="preserve">___ / 10</w:t>
-            </w:r>
-          </w:p>
-        </w:tc>
-      </w:tr>
-      <w:tr>
-        <w:trPr>
-          <w:cantSplit/>
-        </w:trPr>
-        <w:tc>
-          <w:tcPr>
-            <w:tcW w:type="dxa" w:w="7200"/>
-            <w:tcMar>
-              <w:top w:type="dxa" w:w="90"/>
-              <w:left w:type="dxa" w:w="120"/>
-              <w:bottom w:type="dxa" w:w="90"/>
-              <w:right w:type="dxa" w:w="120"/>
-            </w:tcMar>
-          </w:tcPr>
-          <w:p>
-            <w:pPr>
-              <w:spacing w:after="60"/>
-            </w:pPr>
-            <w:r>
-              <w:rPr>
-                <w:b/>
-                <w:bCs/>
-                <w:sz w:val="19"/>
-                <w:szCs w:val="19"/>
-              </w:rPr>
-              <w:t xml:space="preserve">Map 2 — your design flood</w:t>
+              <w:t xml:space="preserve">FEMA's 1% floodplain outlined, the river and the gage shown (2)</w:t>
             </w:r>
           </w:p>
           <w:p>
@@ -5829,7 +5051,88 @@
                 <w:sz w:val="17"/>
                 <w:szCs w:val="17"/>
               </w:rPr>
-              <w:t xml:space="preserve">Title, neat line, north arrow and scale bar (1)</w:t>
+              <w:t xml:space="preserve">Basemap, scale and legibility appropriate to the river (2)</w:t>
+            </w:r>
+          </w:p>
+        </w:tc>
+        <w:tc>
+          <w:tcPr>
+            <w:tcW w:type="dxa" w:w="900"/>
+            <w:tcMar>
+              <w:top w:type="dxa" w:w="90"/>
+              <w:left w:type="dxa" w:w="120"/>
+              <w:bottom w:type="dxa" w:w="90"/>
+              <w:right w:type="dxa" w:w="120"/>
+            </w:tcMar>
+          </w:tcPr>
+          <w:p>
+            <w:pPr>
+              <w:jc w:val="center"/>
+            </w:pPr>
+            <w:r>
+              <w:rPr>
+                <w:b w:val="false"/>
+                <w:bCs w:val="false"/>
+                <w:sz w:val="19"/>
+                <w:szCs w:val="19"/>
+              </w:rPr>
+              <w:t xml:space="preserve">10</w:t>
+            </w:r>
+          </w:p>
+        </w:tc>
+        <w:tc>
+          <w:tcPr>
+            <w:tcW w:type="dxa" w:w="1260"/>
+            <w:tcMar>
+              <w:top w:type="dxa" w:w="90"/>
+              <w:left w:type="dxa" w:w="120"/>
+              <w:bottom w:type="dxa" w:w="90"/>
+              <w:right w:type="dxa" w:w="120"/>
+            </w:tcMar>
+          </w:tcPr>
+          <w:p>
+            <w:pPr>
+              <w:jc w:val="center"/>
+            </w:pPr>
+            <w:r>
+              <w:rPr>
+                <w:b w:val="false"/>
+                <w:bCs w:val="false"/>
+                <w:sz w:val="19"/>
+                <w:szCs w:val="19"/>
+                <w:highlight w:val="yellow"/>
+              </w:rPr>
+              <w:t xml:space="preserve">___ / 10</w:t>
+            </w:r>
+          </w:p>
+        </w:tc>
+      </w:tr>
+      <w:tr>
+        <w:trPr>
+          <w:cantSplit/>
+        </w:trPr>
+        <w:tc>
+          <w:tcPr>
+            <w:tcW w:type="dxa" w:w="7200"/>
+            <w:tcMar>
+              <w:top w:type="dxa" w:w="90"/>
+              <w:left w:type="dxa" w:w="120"/>
+              <w:bottom w:type="dxa" w:w="90"/>
+              <w:right w:type="dxa" w:w="120"/>
+            </w:tcMar>
+          </w:tcPr>
+          <w:p>
+            <w:pPr>
+              <w:spacing w:after="60"/>
+            </w:pPr>
+            <w:r>
+              <w:rPr>
+                <w:b/>
+                <w:bCs/>
+                <w:sz w:val="19"/>
+                <w:szCs w:val="19"/>
+              </w:rPr>
+              <w:t xml:space="preserve">Map 2 — your own flood (full page, 8.5 × 11, uploaded as a layout PDF)</w:t>
             </w:r>
           </w:p>
           <w:p>
@@ -5846,7 +5149,7 @@
                 <w:sz w:val="17"/>
                 <w:szCs w:val="17"/>
               </w:rPr>
-              <w:t xml:space="preserve">Text box with author, date, map projection, and the sources and dates (1)</w:t>
+              <w:t xml:space="preserve">Title stating your flow and h (1)</w:t>
             </w:r>
           </w:p>
           <w:p>
@@ -5863,7 +5166,7 @@
                 <w:sz w:val="17"/>
                 <w:szCs w:val="17"/>
               </w:rPr>
-              <w:t xml:space="preserve">Your design flood (or a threshold run), with FEMA's 1% outline, symbolized with a legend (2)</w:t>
+              <w:t xml:space="preserve">Neat line, north arrow and scale bar (1)</w:t>
             </w:r>
           </w:p>
           <w:p>
@@ -5880,7 +5183,7 @@
                 <w:sz w:val="17"/>
                 <w:szCs w:val="17"/>
               </w:rPr>
-              <w:t xml:space="preserve">The buildings it reaches highlighted, with their count (2)</w:t>
+              <w:t xml:space="preserve">Text box with author, date, map projection, and the sources and dates (1)</w:t>
             </w:r>
           </w:p>
           <w:p>
@@ -5897,7 +5200,7 @@
                 <w:sz w:val="17"/>
                 <w:szCs w:val="17"/>
               </w:rPr>
-              <w:t xml:space="preserve">Title and text box say what changed from Map 1 and why this run was chosen (2)</w:t>
+              <w:t xml:space="preserve">Your flood symbolized with a legend, the river and the gage shown (2)</w:t>
             </w:r>
           </w:p>
           <w:p>
@@ -5914,88 +5217,7 @@
                 <w:sz w:val="17"/>
                 <w:szCs w:val="17"/>
               </w:rPr>
-              <w:t xml:space="preserve">Basemap, scale and legibility (2)</w:t>
-            </w:r>
-          </w:p>
-        </w:tc>
-        <w:tc>
-          <w:tcPr>
-            <w:tcW w:type="dxa" w:w="900"/>
-            <w:tcMar>
-              <w:top w:type="dxa" w:w="90"/>
-              <w:left w:type="dxa" w:w="120"/>
-              <w:bottom w:type="dxa" w:w="90"/>
-              <w:right w:type="dxa" w:w="120"/>
-            </w:tcMar>
-          </w:tcPr>
-          <w:p>
-            <w:pPr>
-              <w:jc w:val="center"/>
-            </w:pPr>
-            <w:r>
-              <w:rPr>
-                <w:b w:val="false"/>
-                <w:bCs w:val="false"/>
-                <w:sz w:val="19"/>
-                <w:szCs w:val="19"/>
-              </w:rPr>
-              <w:t xml:space="preserve">10</w:t>
-            </w:r>
-          </w:p>
-        </w:tc>
-        <w:tc>
-          <w:tcPr>
-            <w:tcW w:type="dxa" w:w="1260"/>
-            <w:tcMar>
-              <w:top w:type="dxa" w:w="90"/>
-              <w:left w:type="dxa" w:w="120"/>
-              <w:bottom w:type="dxa" w:w="90"/>
-              <w:right w:type="dxa" w:w="120"/>
-            </w:tcMar>
-          </w:tcPr>
-          <w:p>
-            <w:pPr>
-              <w:jc w:val="center"/>
-            </w:pPr>
-            <w:r>
-              <w:rPr>
-                <w:b w:val="false"/>
-                <w:bCs w:val="false"/>
-                <w:sz w:val="19"/>
-                <w:szCs w:val="19"/>
-                <w:highlight w:val="yellow"/>
-              </w:rPr>
-              <w:t xml:space="preserve">___ / 10</w:t>
-            </w:r>
-          </w:p>
-        </w:tc>
-      </w:tr>
-      <w:tr>
-        <w:trPr>
-          <w:cantSplit/>
-        </w:trPr>
-        <w:tc>
-          <w:tcPr>
-            <w:tcW w:type="dxa" w:w="7200"/>
-            <w:tcMar>
-              <w:top w:type="dxa" w:w="90"/>
-              <w:left w:type="dxa" w:w="120"/>
-              <w:bottom w:type="dxa" w:w="90"/>
-              <w:right w:type="dxa" w:w="120"/>
-            </w:tcMar>
-          </w:tcPr>
-          <w:p>
-            <w:pPr>
-              <w:spacing w:after="60"/>
-            </w:pPr>
-            <w:r>
-              <w:rPr>
-                <w:b/>
-                <w:bCs/>
-                <w:sz w:val="19"/>
-                <w:szCs w:val="19"/>
-              </w:rPr>
-              <w:t xml:space="preserve">Sensitivity (Step 7)</w:t>
+              <w:t xml:space="preserve">The buildings it reaches highlighted, with their count on the map (3)</w:t>
             </w:r>
           </w:p>
           <w:p>
@@ -6012,58 +5234,7 @@
                 <w:sz w:val="17"/>
                 <w:szCs w:val="17"/>
               </w:rPr>
-              <w:t xml:space="preserve">One table with the baseline, the three threshold runs and your design flood — with your BYU ID's last two digits, Q, gage height and h — giving river cells, areas and building counts (4)</w:t>
-            </w:r>
-          </w:p>
-          <w:p>
-            <w:pPr>
-              <w:pStyle w:val="ListParagraph"/>
-              <w:numPr>
-                <w:ilvl w:val="0"/>
-                <w:numId w:val="3"/>
-              </w:numPr>
-              <w:spacing w:after="40"/>
-            </w:pPr>
-            <w:r>
-              <w:rPr>
-                <w:sz w:val="17"/>
-                <w:szCs w:val="17"/>
-              </w:rPr>
-              <w:t xml:space="preserve">What the threshold changed and why, with your numbers (2)</w:t>
-            </w:r>
-          </w:p>
-          <w:p>
-            <w:pPr>
-              <w:pStyle w:val="ListParagraph"/>
-              <w:numPr>
-                <w:ilvl w:val="0"/>
-                <w:numId w:val="3"/>
-              </w:numPr>
-              <w:spacing w:after="40"/>
-            </w:pPr>
-            <w:r>
-              <w:rPr>
-                <w:sz w:val="17"/>
-                <w:szCs w:val="17"/>
-              </w:rPr>
-              <w:t xml:space="preserve">Your flood against FEMA's return periods and against the threshold's effect (2)</w:t>
-            </w:r>
-          </w:p>
-          <w:p>
-            <w:pPr>
-              <w:pStyle w:val="ListParagraph"/>
-              <w:numPr>
-                <w:ilvl w:val="0"/>
-                <w:numId w:val="3"/>
-              </w:numPr>
-              <w:spacing w:after="40"/>
-            </w:pPr>
-            <w:r>
-              <w:rPr>
-                <w:sz w:val="17"/>
-                <w:szCs w:val="17"/>
-              </w:rPr>
-              <w:t xml:space="preserve">The threshold you would defend, from the CSI (2)</w:t>
+              <w:t xml:space="preserve">Main frame zoomed to where the flood reaches buildings; basemap and legibility (2)</w:t>
             </w:r>
           </w:p>
         </w:tc>

--- a/docs/assignments/lab-07/lab07-report-template.docx
+++ b/docs/assignments/lab-07/lab07-report-template.docx
@@ -2504,7 +2504,7 @@
           <w:sz w:val="19"/>
           <w:szCs w:val="19"/>
         </w:rPr>
-        <w:t xml:space="preserve">Rubric: the Floods_Buildings table captured, and the five areas and building counts in a table with their return periods and flows, matching the check values (3 points); the areas also show the models work (part of their 4 points). Type your own numbers from your own attribute table.</w:t>
+        <w:t xml:space="preserve">Rubric: the Floods_Buildings table captured, and the five areas and building counts in a table with their return periods and flows, matching the check values (3 points); the areas, River_Cells and the HAND range also show the models work (part of their 4 points). Type your own numbers from your own attribute tables.</w:t>
       </w:r>
     </w:p>
     <w:p>
@@ -3714,7 +3714,7 @@
                 <w:sz w:val="19"/>
                 <w:szCs w:val="19"/>
               </w:rPr>
-              <w:t xml:space="preserve">Area of flood_mine (km², from Shape_Area)</w:t>
+              <w:t xml:space="preserve">Area of floodpoly_mine (km², from its Shape_Area)</w:t>
             </w:r>
           </w:p>
         </w:tc>
@@ -3762,7 +3762,7 @@
                 <w:sz w:val="19"/>
                 <w:szCs w:val="19"/>
               </w:rPr>
-              <w:t xml:space="preserve">Buildings reached (Join_Count)</w:t>
+              <w:t xml:space="preserve">Buildings reached (Join_Count in Mine_Buildings; the Count of Select Layer By Location)</w:t>
             </w:r>
           </w:p>
         </w:tc>
@@ -3882,7 +3882,7 @@
           <w:sz w:val="19"/>
           <w:szCs w:val="19"/>
         </w:rPr>
-        <w:t xml:space="preserve">Rubric: a screen capture of the Geoprocessing History pane (Analysis tab ▸ History) with the Flood Loop run and the three Step 7 tools expanded so their parameters and run times show (3 points).</w:t>
+        <w:t xml:space="preserve">Rubric: a screen capture of the Geoprocessing History pane (Analysis tab ▸ History) listing the Flood Loop run and the Step 7 tools, with the Flood Loop card open so its times and parameters show (3 points). See the lab page’s Figure 7.</w:t>
       </w:r>
     </w:p>
     <w:tbl>
@@ -3943,7 +3943,7 @@
           <w:sz w:val="19"/>
           <w:szCs w:val="19"/>
         </w:rPr>
-        <w:t xml:space="preserve">Figure 4. Geoprocessing History, showing the Flood Loop run and the three tools of Step 7.</w:t>
+        <w:t xml:space="preserve">Figure 4. Geoprocessing History, listing the Flood Loop run and the Step 7 tools, with the Flood Loop card open.</w:t>
       </w:r>
     </w:p>
     <w:p>
@@ -4868,7 +4868,7 @@
                 <w:sz w:val="17"/>
                 <w:szCs w:val="17"/>
               </w:rPr>
-              <w:t xml:space="preserve">The Geoprocessing History capture showing the Flood Loop run and the three Step 7 tools, with their parameters (3)</w:t>
+              <w:t xml:space="preserve">The Geoprocessing History capture listing the Flood Loop run and the Step 7 tools, with the Flood Loop card open (3)</w:t>
             </w:r>
           </w:p>
         </w:tc>

--- a/docs/assignments/lab-07/lab07-report-template.docx
+++ b/docs/assignments/lab-07/lab07-report-template.docx
@@ -3980,6 +3980,20 @@
           <w:szCs w:val="19"/>
         </w:rPr>
         <w:t xml:space="preserve">Rubric: one or two sentences on what the hit rate (0.548), false-alarm ratio (0.425) and CSI (0.390) say about the two maps, and one place where HAND and FEMA disagree, with coordinates, a cropped figure and the reason (3 points). A general paragraph about HAND earns nothing here; name the place.</w:t>
+      </w:r>
+    </w:p>
+    <w:p>
+      <w:pPr>
+        <w:spacing w:after="260" w:before="0"/>
+      </w:pPr>
+      <w:r>
+        <w:rPr>
+          <w:i/>
+          <w:iCs/>
+          <w:color w:val="767171"/>
+          <w:highlight w:val="yellow"/>
+        </w:rPr>
+        <w:t xml:space="preserve">[Add your content here.]</w:t>
       </w:r>
     </w:p>
     <w:p>

--- a/docs/assignments/lab-07/lab07-report-template.docx
+++ b/docs/assignments/lab-07/lab07-report-template.docx
@@ -4201,7 +4201,7 @@
           <w:sz w:val="19"/>
           <w:szCs w:val="19"/>
         </w:rPr>
-        <w:t xml:space="preserve">Must carry: a title stating your flow and h; neat line, north arrow and scale bar; the same text box items as Map 1; your flood with a legend, the river and the gage; the buildings it reaches highlighted with their count on the map; the main frame zoomed to where the flood reaches buildings (an inset alone does not count).</w:t>
+        <w:t xml:space="preserve">Must carry: a title stating your flow and h; neat line, north arrow and scale bar; the same text box items as Map 1; your flood with a legend and the river; the gage, in the main frame or in a locator inset that outlines the main frame’s extent; the buildings it reaches highlighted with their count on the map; the main frame zoomed to where the flood reaches buildings (an inset alone does not count).</w:t>
       </w:r>
     </w:p>
     <w:tbl>
@@ -5214,7 +5214,7 @@
                 <w:sz w:val="17"/>
                 <w:szCs w:val="17"/>
               </w:rPr>
-              <w:t xml:space="preserve">Your flood symbolized with a legend, the river and the gage shown (2)</w:t>
+              <w:t xml:space="preserve">Your flood symbolized with a legend, the river shown, and the gage shown in the main frame or a locator inset (2)</w:t>
             </w:r>
           </w:p>
           <w:p>

--- a/docs/assignments/lab-07/lab07-report-template.docx
+++ b/docs/assignments/lab-07/lab07-report-template.docx
@@ -4343,7 +4343,7 @@
           <w:sz w:val="19"/>
           <w:szCs w:val="19"/>
         </w:rPr>
-        <w:t xml:space="preserve">Course policy: one line saying what you used AI for. If you used none, say that. AI may not fill in your tables or this template. Expressions, areas, counts and coordinates come from your own work, never from a model. You do the work in ArcGIS Pro yourself: AI may not run it for you, put facts in your report you did not find, or redraw or “enhance” your figures (see the course AI policy).</w:t>
+        <w:t xml:space="preserve">Course policy: one line saying what you used AI for. If you used none, say that. AI may do clerical work such as moving your own numbers into a table, but every value comes from your own attribute tables and you check each one. Expressions, areas, counts and coordinates come from your own work, never from a model. You do the work in ArcGIS Pro yourself: AI may not run it for you, put facts in your report you did not find, or redraw or “enhance” your figures (see the course AI policy).</w:t>
       </w:r>
     </w:p>
     <w:p>
